--- a/多人合作与版本管理/git方法.docx
+++ b/多人合作与版本管理/git方法.docx
@@ -4,60 +4,1870 @@
   <w:body>
     <w:p>
       <w:pPr>
+        <w:pStyle w:val="3"/>
+        <w:bidi w:val="0"/>
+        <w:rPr>
+          <w:rFonts w:hint="eastAsia"/>
+          <w:lang w:val="en-US" w:eastAsia="zh-CN"/>
+        </w:rPr>
+      </w:pPr>
+    </w:p>
+    <w:p>
+      <w:pPr>
+        <w:bidi w:val="0"/>
+        <w:jc w:val="center"/>
+        <w:rPr>
+          <w:rFonts w:hint="eastAsia"/>
+          <w:b/>
+          <w:bCs/>
+          <w:sz w:val="84"/>
+          <w:szCs w:val="84"/>
+          <w:lang w:val="en-US" w:eastAsia="zh-CN"/>
+        </w:rPr>
+      </w:pPr>
+      <w:r>
+        <w:rPr>
+          <w:rFonts w:hint="eastAsia"/>
+          <w:b/>
+          <w:bCs/>
+          <w:sz w:val="84"/>
+          <w:szCs w:val="84"/>
+          <w:lang w:val="en-US" w:eastAsia="zh-CN"/>
+        </w:rPr>
+        <w:t>在虚幻引擎中</w:t>
+      </w:r>
+    </w:p>
+    <w:p>
+      <w:pPr>
+        <w:bidi w:val="0"/>
+        <w:jc w:val="center"/>
+        <w:rPr>
+          <w:rFonts w:hint="eastAsia"/>
+          <w:b/>
+          <w:bCs/>
+          <w:sz w:val="84"/>
+          <w:szCs w:val="84"/>
+          <w:lang w:val="en-US" w:eastAsia="zh-CN"/>
+        </w:rPr>
+      </w:pPr>
+      <w:r>
+        <w:rPr>
+          <w:rFonts w:hint="eastAsia"/>
+          <w:b/>
+          <w:bCs/>
+          <w:sz w:val="84"/>
+          <w:szCs w:val="84"/>
+          <w:lang w:val="en-US" w:eastAsia="zh-CN"/>
+        </w:rPr>
+        <w:t>使用git进行</w:t>
+      </w:r>
+    </w:p>
+    <w:p>
+      <w:pPr>
+        <w:bidi w:val="0"/>
+        <w:jc w:val="center"/>
+        <w:rPr>
+          <w:rFonts w:hint="eastAsia"/>
+          <w:b/>
+          <w:bCs/>
+          <w:sz w:val="84"/>
+          <w:szCs w:val="84"/>
+          <w:lang w:val="en-US" w:eastAsia="zh-CN"/>
+        </w:rPr>
+      </w:pPr>
+      <w:r>
+        <w:rPr>
+          <w:rFonts w:hint="eastAsia"/>
+          <w:b/>
+          <w:bCs/>
+          <w:sz w:val="84"/>
+          <w:szCs w:val="84"/>
+          <w:lang w:val="en-US" w:eastAsia="zh-CN"/>
+        </w:rPr>
+        <w:t>版本控制</w:t>
+      </w:r>
+    </w:p>
+    <w:p>
+      <w:pPr>
+        <w:bidi w:val="0"/>
+        <w:jc w:val="center"/>
+        <w:rPr>
+          <w:rFonts w:hint="eastAsia"/>
+          <w:b/>
+          <w:bCs/>
+          <w:sz w:val="84"/>
+          <w:szCs w:val="84"/>
+          <w:lang w:val="en-US" w:eastAsia="zh-CN"/>
+        </w:rPr>
+      </w:pPr>
+      <w:r>
+        <w:rPr>
+          <w:rFonts w:hint="eastAsia"/>
+          <w:b/>
+          <w:bCs/>
+          <w:sz w:val="84"/>
+          <w:szCs w:val="84"/>
+          <w:lang w:val="en-US" w:eastAsia="zh-CN"/>
+        </w:rPr>
+        <w:t>和</w:t>
+      </w:r>
+    </w:p>
+    <w:p>
+      <w:pPr>
+        <w:bidi w:val="0"/>
+        <w:jc w:val="center"/>
+        <w:rPr>
+          <w:rFonts w:hint="eastAsia"/>
+          <w:b/>
+          <w:bCs/>
+          <w:sz w:val="84"/>
+          <w:szCs w:val="84"/>
+          <w:lang w:val="en-US" w:eastAsia="zh-CN"/>
+        </w:rPr>
+      </w:pPr>
+      <w:r>
+        <w:rPr>
+          <w:rFonts w:hint="eastAsia"/>
+          <w:b/>
+          <w:bCs/>
+          <w:sz w:val="84"/>
+          <w:szCs w:val="84"/>
+          <w:lang w:val="en-US" w:eastAsia="zh-CN"/>
+        </w:rPr>
+        <w:t>多人协作</w:t>
+      </w:r>
+    </w:p>
+    <w:p>
+      <w:pPr>
+        <w:bidi w:val="0"/>
+        <w:jc w:val="center"/>
+        <w:rPr>
+          <w:rFonts w:hint="eastAsia"/>
+          <w:b/>
+          <w:bCs/>
+          <w:sz w:val="84"/>
+          <w:szCs w:val="84"/>
+          <w:lang w:val="en-US" w:eastAsia="zh-CN"/>
+        </w:rPr>
+      </w:pPr>
+    </w:p>
+    <w:p>
+      <w:pPr>
+        <w:bidi w:val="0"/>
+        <w:jc w:val="center"/>
+        <w:rPr>
+          <w:rFonts w:hint="eastAsia"/>
+          <w:b/>
+          <w:bCs/>
+          <w:sz w:val="84"/>
+          <w:szCs w:val="84"/>
+          <w:lang w:val="en-US" w:eastAsia="zh-CN"/>
+        </w:rPr>
+      </w:pPr>
+    </w:p>
+    <w:p>
+      <w:pPr>
+        <w:bidi w:val="0"/>
+        <w:jc w:val="right"/>
+        <w:rPr>
+          <w:rFonts w:hint="default"/>
+          <w:b w:val="0"/>
+          <w:bCs w:val="0"/>
+          <w:sz w:val="21"/>
+          <w:szCs w:val="21"/>
+          <w:lang w:val="en-US" w:eastAsia="zh-CN"/>
+        </w:rPr>
+      </w:pPr>
+      <w:r>
+        <w:rPr>
+          <w:rFonts w:hint="eastAsia"/>
+          <w:b w:val="0"/>
+          <w:bCs w:val="0"/>
+          <w:sz w:val="21"/>
+          <w:szCs w:val="21"/>
+          <w:lang w:val="en-US" w:eastAsia="zh-CN"/>
+        </w:rPr>
+        <w:t>同乐技术</w:t>
+      </w:r>
+    </w:p>
+    <w:p>
+      <w:pPr>
+        <w:bidi w:val="0"/>
+        <w:rPr>
+          <w:rFonts w:hint="eastAsia"/>
+          <w:lang w:val="en-US" w:eastAsia="zh-CN"/>
+        </w:rPr>
+      </w:pPr>
+    </w:p>
+    <w:p>
+      <w:pPr>
+        <w:bidi w:val="0"/>
+        <w:rPr>
+          <w:rFonts w:hint="eastAsia"/>
+          <w:lang w:val="en-US" w:eastAsia="zh-CN"/>
+        </w:rPr>
+      </w:pPr>
+    </w:p>
+    <w:p>
+      <w:pPr>
+        <w:bidi w:val="0"/>
+        <w:rPr>
+          <w:rFonts w:hint="eastAsia"/>
+          <w:lang w:val="en-US" w:eastAsia="zh-CN"/>
+        </w:rPr>
+      </w:pPr>
+    </w:p>
+    <w:p>
+      <w:pPr>
+        <w:bidi w:val="0"/>
+        <w:rPr>
+          <w:rFonts w:hint="eastAsia"/>
+          <w:lang w:val="en-US" w:eastAsia="zh-CN"/>
+        </w:rPr>
+      </w:pPr>
+    </w:p>
+    <w:p>
+      <w:pPr>
+        <w:bidi w:val="0"/>
+        <w:rPr>
+          <w:rFonts w:hint="eastAsia"/>
+          <w:lang w:val="en-US" w:eastAsia="zh-CN"/>
+        </w:rPr>
+      </w:pPr>
+    </w:p>
+    <w:sdt>
+      <w:sdtPr>
+        <w:rPr>
+          <w:rFonts w:ascii="宋体" w:hAnsi="宋体" w:eastAsia="宋体" w:cstheme="minorBidi"/>
+          <w:kern w:val="2"/>
+          <w:sz w:val="21"/>
+          <w:szCs w:val="24"/>
+          <w:lang w:val="en-US" w:eastAsia="zh-CN" w:bidi="ar-SA"/>
+        </w:rPr>
+        <w:id w:val="147452365"/>
+        <w15:color w:val="DBDBDB"/>
+        <w:docPartObj>
+          <w:docPartGallery w:val="Table of Contents"/>
+          <w:docPartUnique/>
+        </w:docPartObj>
+      </w:sdtPr>
+      <w:sdtEndPr>
+        <w:rPr>
+          <w:rFonts w:hint="eastAsia" w:ascii="Arial" w:hAnsi="Arial" w:eastAsia="黑体" w:cstheme="minorBidi"/>
+          <w:b/>
+          <w:kern w:val="2"/>
+          <w:sz w:val="32"/>
+          <w:szCs w:val="24"/>
+          <w:lang w:val="en-US" w:eastAsia="zh-CN" w:bidi="ar-SA"/>
+        </w:rPr>
+      </w:sdtEndPr>
+      <w:sdtContent>
+        <w:p>
+          <w:pPr>
+            <w:spacing w:before="0" w:beforeLines="0" w:after="0" w:afterLines="0" w:line="240" w:lineRule="auto"/>
+            <w:ind w:left="0" w:leftChars="0" w:right="0" w:rightChars="0" w:firstLine="0" w:firstLineChars="0"/>
+            <w:jc w:val="center"/>
+            <w:rPr>
+              <w:rFonts w:ascii="宋体" w:hAnsi="宋体" w:eastAsia="宋体" w:cstheme="minorBidi"/>
+              <w:kern w:val="2"/>
+              <w:sz w:val="21"/>
+              <w:szCs w:val="24"/>
+              <w:lang w:val="en-US" w:eastAsia="zh-CN" w:bidi="ar-SA"/>
+            </w:rPr>
+          </w:pPr>
+        </w:p>
+        <w:p>
+          <w:pPr>
+            <w:rPr>
+              <w:rFonts w:ascii="宋体" w:hAnsi="宋体" w:eastAsia="宋体" w:cstheme="minorBidi"/>
+              <w:kern w:val="2"/>
+              <w:sz w:val="21"/>
+              <w:szCs w:val="24"/>
+              <w:lang w:val="en-US" w:eastAsia="zh-CN" w:bidi="ar-SA"/>
+            </w:rPr>
+          </w:pPr>
+          <w:r>
+            <w:rPr>
+              <w:rFonts w:ascii="宋体" w:hAnsi="宋体" w:eastAsia="宋体" w:cstheme="minorBidi"/>
+              <w:kern w:val="2"/>
+              <w:sz w:val="21"/>
+              <w:szCs w:val="24"/>
+              <w:lang w:val="en-US" w:eastAsia="zh-CN" w:bidi="ar-SA"/>
+            </w:rPr>
+            <w:br w:type="page"/>
+          </w:r>
+        </w:p>
+        <w:p>
+          <w:pPr>
+            <w:spacing w:before="0" w:beforeLines="0" w:after="0" w:afterLines="0" w:line="240" w:lineRule="auto"/>
+            <w:ind w:left="0" w:leftChars="0" w:right="0" w:rightChars="0" w:firstLine="0" w:firstLineChars="0"/>
+            <w:jc w:val="center"/>
+          </w:pPr>
+          <w:r>
+            <w:rPr>
+              <w:rFonts w:ascii="宋体" w:hAnsi="宋体" w:eastAsia="宋体"/>
+              <w:b/>
+              <w:bCs/>
+              <w:sz w:val="44"/>
+              <w:szCs w:val="44"/>
+            </w:rPr>
+            <w:t>目</w:t>
+          </w:r>
+          <w:r>
+            <w:rPr>
+              <w:rFonts w:hint="eastAsia" w:ascii="宋体" w:hAnsi="宋体" w:eastAsia="宋体"/>
+              <w:b/>
+              <w:bCs/>
+              <w:sz w:val="44"/>
+              <w:szCs w:val="44"/>
+              <w:lang w:val="en-US" w:eastAsia="zh-CN"/>
+            </w:rPr>
+            <w:t xml:space="preserve">   </w:t>
+          </w:r>
+          <w:r>
+            <w:rPr>
+              <w:rFonts w:ascii="宋体" w:hAnsi="宋体" w:eastAsia="宋体"/>
+              <w:b/>
+              <w:bCs/>
+              <w:sz w:val="44"/>
+              <w:szCs w:val="44"/>
+            </w:rPr>
+            <w:t>录</w:t>
+          </w:r>
+        </w:p>
+        <w:p>
+          <w:pPr>
+            <w:pStyle w:val="7"/>
+            <w:tabs>
+              <w:tab w:val="right" w:leader="dot" w:pos="8306"/>
+            </w:tabs>
+          </w:pPr>
+          <w:r>
+            <w:rPr>
+              <w:rFonts w:hint="eastAsia"/>
+              <w:lang w:val="en-US" w:eastAsia="zh-CN"/>
+            </w:rPr>
+            <w:fldChar w:fldCharType="begin"/>
+          </w:r>
+          <w:r>
+            <w:rPr>
+              <w:rFonts w:hint="eastAsia"/>
+              <w:lang w:val="en-US" w:eastAsia="zh-CN"/>
+            </w:rPr>
+            <w:instrText xml:space="preserve">TOC \o "1-3" \h \u </w:instrText>
+          </w:r>
+          <w:r>
+            <w:rPr>
+              <w:rFonts w:hint="eastAsia"/>
+              <w:lang w:val="en-US" w:eastAsia="zh-CN"/>
+            </w:rPr>
+            <w:fldChar w:fldCharType="separate"/>
+          </w:r>
+          <w:r>
+            <w:rPr>
+              <w:rFonts w:hint="eastAsia"/>
+              <w:lang w:val="en-US" w:eastAsia="zh-CN"/>
+            </w:rPr>
+            <w:fldChar w:fldCharType="begin"/>
+          </w:r>
+          <w:r>
+            <w:rPr>
+              <w:rFonts w:hint="eastAsia"/>
+              <w:lang w:val="en-US" w:eastAsia="zh-CN"/>
+            </w:rPr>
+            <w:instrText xml:space="preserve"> HYPERLINK \l _Toc28682 </w:instrText>
+          </w:r>
+          <w:r>
+            <w:rPr>
+              <w:rFonts w:hint="eastAsia"/>
+              <w:lang w:val="en-US" w:eastAsia="zh-CN"/>
+            </w:rPr>
+            <w:fldChar w:fldCharType="separate"/>
+          </w:r>
+          <w:r>
+            <w:rPr>
+              <w:rFonts w:hint="eastAsia"/>
+              <w:lang w:val="en-US" w:eastAsia="zh-CN"/>
+            </w:rPr>
+            <w:t>参考文档</w:t>
+          </w:r>
+          <w:r>
+            <w:tab/>
+          </w:r>
+          <w:r>
+            <w:fldChar w:fldCharType="begin"/>
+          </w:r>
+          <w:r>
+            <w:instrText xml:space="preserve"> PAGEREF _Toc28682 \h </w:instrText>
+          </w:r>
+          <w:r>
+            <w:fldChar w:fldCharType="separate"/>
+          </w:r>
+          <w:r>
+            <w:t>- 2 -</w:t>
+          </w:r>
+          <w:r>
+            <w:fldChar w:fldCharType="end"/>
+          </w:r>
+          <w:r>
+            <w:rPr>
+              <w:rFonts w:hint="eastAsia"/>
+              <w:lang w:val="en-US" w:eastAsia="zh-CN"/>
+            </w:rPr>
+            <w:fldChar w:fldCharType="end"/>
+          </w:r>
+        </w:p>
+        <w:p>
+          <w:pPr>
+            <w:pStyle w:val="7"/>
+            <w:tabs>
+              <w:tab w:val="right" w:leader="dot" w:pos="8306"/>
+            </w:tabs>
+          </w:pPr>
+          <w:r>
+            <w:rPr>
+              <w:rFonts w:hint="eastAsia"/>
+              <w:lang w:val="en-US" w:eastAsia="zh-CN"/>
+            </w:rPr>
+            <w:fldChar w:fldCharType="begin"/>
+          </w:r>
+          <w:r>
+            <w:rPr>
+              <w:rFonts w:hint="eastAsia"/>
+              <w:lang w:val="en-US" w:eastAsia="zh-CN"/>
+            </w:rPr>
+            <w:instrText xml:space="preserve"> HYPERLINK \l _Toc14597 </w:instrText>
+          </w:r>
+          <w:r>
+            <w:rPr>
+              <w:rFonts w:hint="eastAsia"/>
+              <w:lang w:val="en-US" w:eastAsia="zh-CN"/>
+            </w:rPr>
+            <w:fldChar w:fldCharType="separate"/>
+          </w:r>
+          <w:r>
+            <w:rPr>
+              <w:rFonts w:hint="eastAsia"/>
+              <w:lang w:val="en-US" w:eastAsia="zh-CN"/>
+            </w:rPr>
+            <w:t>设备支持</w:t>
+          </w:r>
+          <w:r>
+            <w:tab/>
+          </w:r>
+          <w:r>
+            <w:fldChar w:fldCharType="begin"/>
+          </w:r>
+          <w:r>
+            <w:instrText xml:space="preserve"> PAGEREF _Toc14597 \h </w:instrText>
+          </w:r>
+          <w:r>
+            <w:fldChar w:fldCharType="separate"/>
+          </w:r>
+          <w:r>
+            <w:t>- 2 -</w:t>
+          </w:r>
+          <w:r>
+            <w:fldChar w:fldCharType="end"/>
+          </w:r>
+          <w:r>
+            <w:rPr>
+              <w:rFonts w:hint="eastAsia"/>
+              <w:lang w:val="en-US" w:eastAsia="zh-CN"/>
+            </w:rPr>
+            <w:fldChar w:fldCharType="end"/>
+          </w:r>
+        </w:p>
+        <w:p>
+          <w:pPr>
+            <w:pStyle w:val="6"/>
+            <w:tabs>
+              <w:tab w:val="right" w:leader="dot" w:pos="8306"/>
+            </w:tabs>
+          </w:pPr>
+          <w:r>
+            <w:rPr>
+              <w:rFonts w:hint="eastAsia"/>
+              <w:lang w:val="en-US" w:eastAsia="zh-CN"/>
+            </w:rPr>
+            <w:fldChar w:fldCharType="begin"/>
+          </w:r>
+          <w:r>
+            <w:rPr>
+              <w:rFonts w:hint="eastAsia"/>
+              <w:lang w:val="en-US" w:eastAsia="zh-CN"/>
+            </w:rPr>
+            <w:instrText xml:space="preserve"> HYPERLINK \l _Toc2575 </w:instrText>
+          </w:r>
+          <w:r>
+            <w:rPr>
+              <w:rFonts w:hint="eastAsia"/>
+              <w:lang w:val="en-US" w:eastAsia="zh-CN"/>
+            </w:rPr>
+            <w:fldChar w:fldCharType="separate"/>
+          </w:r>
+          <w:r>
+            <w:rPr>
+              <w:rFonts w:hint="eastAsia"/>
+              <w:lang w:val="en-US" w:eastAsia="zh-CN"/>
+            </w:rPr>
+            <w:t>Git部分</w:t>
+          </w:r>
+          <w:r>
+            <w:tab/>
+          </w:r>
+          <w:r>
+            <w:fldChar w:fldCharType="begin"/>
+          </w:r>
+          <w:r>
+            <w:instrText xml:space="preserve"> PAGEREF _Toc2575 \h </w:instrText>
+          </w:r>
+          <w:r>
+            <w:fldChar w:fldCharType="separate"/>
+          </w:r>
+          <w:r>
+            <w:t>- 4 -</w:t>
+          </w:r>
+          <w:r>
+            <w:fldChar w:fldCharType="end"/>
+          </w:r>
+          <w:r>
+            <w:rPr>
+              <w:rFonts w:hint="eastAsia"/>
+              <w:lang w:val="en-US" w:eastAsia="zh-CN"/>
+            </w:rPr>
+            <w:fldChar w:fldCharType="end"/>
+          </w:r>
+        </w:p>
+        <w:p>
+          <w:pPr>
+            <w:pStyle w:val="7"/>
+            <w:tabs>
+              <w:tab w:val="right" w:leader="dot" w:pos="8306"/>
+            </w:tabs>
+          </w:pPr>
+          <w:r>
+            <w:rPr>
+              <w:rFonts w:hint="eastAsia"/>
+              <w:lang w:val="en-US" w:eastAsia="zh-CN"/>
+            </w:rPr>
+            <w:fldChar w:fldCharType="begin"/>
+          </w:r>
+          <w:r>
+            <w:rPr>
+              <w:rFonts w:hint="eastAsia"/>
+              <w:lang w:val="en-US" w:eastAsia="zh-CN"/>
+            </w:rPr>
+            <w:instrText xml:space="preserve"> HYPERLINK \l _Toc14129 </w:instrText>
+          </w:r>
+          <w:r>
+            <w:rPr>
+              <w:rFonts w:hint="eastAsia"/>
+              <w:lang w:val="en-US" w:eastAsia="zh-CN"/>
+            </w:rPr>
+            <w:fldChar w:fldCharType="separate"/>
+          </w:r>
+          <w:r>
+            <w:rPr>
+              <w:rFonts w:hint="eastAsia"/>
+              <w:lang w:val="en-US" w:eastAsia="zh-CN"/>
+            </w:rPr>
+            <w:t>安装git</w:t>
+          </w:r>
+          <w:r>
+            <w:tab/>
+          </w:r>
+          <w:r>
+            <w:fldChar w:fldCharType="begin"/>
+          </w:r>
+          <w:r>
+            <w:instrText xml:space="preserve"> PAGEREF _Toc14129 \h </w:instrText>
+          </w:r>
+          <w:r>
+            <w:fldChar w:fldCharType="separate"/>
+          </w:r>
+          <w:r>
+            <w:t>- 4 -</w:t>
+          </w:r>
+          <w:r>
+            <w:fldChar w:fldCharType="end"/>
+          </w:r>
+          <w:r>
+            <w:rPr>
+              <w:rFonts w:hint="eastAsia"/>
+              <w:lang w:val="en-US" w:eastAsia="zh-CN"/>
+            </w:rPr>
+            <w:fldChar w:fldCharType="end"/>
+          </w:r>
+        </w:p>
+        <w:p>
+          <w:pPr>
+            <w:pStyle w:val="7"/>
+            <w:tabs>
+              <w:tab w:val="right" w:leader="dot" w:pos="8306"/>
+            </w:tabs>
+          </w:pPr>
+          <w:r>
+            <w:rPr>
+              <w:rFonts w:hint="eastAsia"/>
+              <w:lang w:val="en-US" w:eastAsia="zh-CN"/>
+            </w:rPr>
+            <w:fldChar w:fldCharType="begin"/>
+          </w:r>
+          <w:r>
+            <w:rPr>
+              <w:rFonts w:hint="eastAsia"/>
+              <w:lang w:val="en-US" w:eastAsia="zh-CN"/>
+            </w:rPr>
+            <w:instrText xml:space="preserve"> HYPERLINK \l _Toc8832 </w:instrText>
+          </w:r>
+          <w:r>
+            <w:rPr>
+              <w:rFonts w:hint="eastAsia"/>
+              <w:lang w:val="en-US" w:eastAsia="zh-CN"/>
+            </w:rPr>
+            <w:fldChar w:fldCharType="separate"/>
+          </w:r>
+          <w:r>
+            <w:rPr>
+              <w:rFonts w:hint="eastAsia"/>
+              <w:lang w:val="en-US" w:eastAsia="zh-CN"/>
+            </w:rPr>
+            <w:t>安装git lfs</w:t>
+          </w:r>
+          <w:r>
+            <w:tab/>
+          </w:r>
+          <w:r>
+            <w:fldChar w:fldCharType="begin"/>
+          </w:r>
+          <w:r>
+            <w:instrText xml:space="preserve"> PAGEREF _Toc8832 \h </w:instrText>
+          </w:r>
+          <w:r>
+            <w:fldChar w:fldCharType="separate"/>
+          </w:r>
+          <w:r>
+            <w:t>- 4 -</w:t>
+          </w:r>
+          <w:r>
+            <w:fldChar w:fldCharType="end"/>
+          </w:r>
+          <w:r>
+            <w:rPr>
+              <w:rFonts w:hint="eastAsia"/>
+              <w:lang w:val="en-US" w:eastAsia="zh-CN"/>
+            </w:rPr>
+            <w:fldChar w:fldCharType="end"/>
+          </w:r>
+        </w:p>
+        <w:p>
+          <w:pPr>
+            <w:pStyle w:val="7"/>
+            <w:tabs>
+              <w:tab w:val="right" w:leader="dot" w:pos="8306"/>
+            </w:tabs>
+          </w:pPr>
+          <w:r>
+            <w:rPr>
+              <w:rFonts w:hint="eastAsia"/>
+              <w:lang w:val="en-US" w:eastAsia="zh-CN"/>
+            </w:rPr>
+            <w:fldChar w:fldCharType="begin"/>
+          </w:r>
+          <w:r>
+            <w:rPr>
+              <w:rFonts w:hint="eastAsia"/>
+              <w:lang w:val="en-US" w:eastAsia="zh-CN"/>
+            </w:rPr>
+            <w:instrText xml:space="preserve"> HYPERLINK \l _Toc20000 </w:instrText>
+          </w:r>
+          <w:r>
+            <w:rPr>
+              <w:rFonts w:hint="eastAsia"/>
+              <w:lang w:val="en-US" w:eastAsia="zh-CN"/>
+            </w:rPr>
+            <w:fldChar w:fldCharType="separate"/>
+          </w:r>
+          <w:r>
+            <w:rPr>
+              <w:rFonts w:hint="eastAsia"/>
+              <w:lang w:val="en-US" w:eastAsia="zh-CN"/>
+            </w:rPr>
+            <w:t>GitHub</w:t>
+          </w:r>
+          <w:r>
+            <w:tab/>
+          </w:r>
+          <w:r>
+            <w:fldChar w:fldCharType="begin"/>
+          </w:r>
+          <w:r>
+            <w:instrText xml:space="preserve"> PAGEREF _Toc20000 \h </w:instrText>
+          </w:r>
+          <w:r>
+            <w:fldChar w:fldCharType="separate"/>
+          </w:r>
+          <w:r>
+            <w:t>- 4 -</w:t>
+          </w:r>
+          <w:r>
+            <w:fldChar w:fldCharType="end"/>
+          </w:r>
+          <w:r>
+            <w:rPr>
+              <w:rFonts w:hint="eastAsia"/>
+              <w:lang w:val="en-US" w:eastAsia="zh-CN"/>
+            </w:rPr>
+            <w:fldChar w:fldCharType="end"/>
+          </w:r>
+        </w:p>
+        <w:p>
+          <w:pPr>
+            <w:pStyle w:val="7"/>
+            <w:tabs>
+              <w:tab w:val="right" w:leader="dot" w:pos="8306"/>
+            </w:tabs>
+          </w:pPr>
+          <w:r>
+            <w:rPr>
+              <w:rFonts w:hint="eastAsia"/>
+              <w:lang w:val="en-US" w:eastAsia="zh-CN"/>
+            </w:rPr>
+            <w:fldChar w:fldCharType="begin"/>
+          </w:r>
+          <w:r>
+            <w:rPr>
+              <w:rFonts w:hint="eastAsia"/>
+              <w:lang w:val="en-US" w:eastAsia="zh-CN"/>
+            </w:rPr>
+            <w:instrText xml:space="preserve"> HYPERLINK \l _Toc29060 </w:instrText>
+          </w:r>
+          <w:r>
+            <w:rPr>
+              <w:rFonts w:hint="eastAsia"/>
+              <w:lang w:val="en-US" w:eastAsia="zh-CN"/>
+            </w:rPr>
+            <w:fldChar w:fldCharType="separate"/>
+          </w:r>
+          <w:r>
+            <w:rPr>
+              <w:rFonts w:hint="eastAsia"/>
+              <w:lang w:val="en-US" w:eastAsia="zh-CN"/>
+            </w:rPr>
+            <w:t>GitHubDesktop</w:t>
+          </w:r>
+          <w:r>
+            <w:tab/>
+          </w:r>
+          <w:r>
+            <w:fldChar w:fldCharType="begin"/>
+          </w:r>
+          <w:r>
+            <w:instrText xml:space="preserve"> PAGEREF _Toc29060 \h </w:instrText>
+          </w:r>
+          <w:r>
+            <w:fldChar w:fldCharType="separate"/>
+          </w:r>
+          <w:r>
+            <w:t>- 4 -</w:t>
+          </w:r>
+          <w:r>
+            <w:fldChar w:fldCharType="end"/>
+          </w:r>
+          <w:r>
+            <w:rPr>
+              <w:rFonts w:hint="eastAsia"/>
+              <w:lang w:val="en-US" w:eastAsia="zh-CN"/>
+            </w:rPr>
+            <w:fldChar w:fldCharType="end"/>
+          </w:r>
+        </w:p>
+        <w:p>
+          <w:pPr>
+            <w:pStyle w:val="7"/>
+            <w:tabs>
+              <w:tab w:val="right" w:leader="dot" w:pos="8306"/>
+            </w:tabs>
+          </w:pPr>
+          <w:r>
+            <w:rPr>
+              <w:rFonts w:hint="eastAsia"/>
+              <w:lang w:val="en-US" w:eastAsia="zh-CN"/>
+            </w:rPr>
+            <w:fldChar w:fldCharType="begin"/>
+          </w:r>
+          <w:r>
+            <w:rPr>
+              <w:rFonts w:hint="eastAsia"/>
+              <w:lang w:val="en-US" w:eastAsia="zh-CN"/>
+            </w:rPr>
+            <w:instrText xml:space="preserve"> HYPERLINK \l _Toc1983 </w:instrText>
+          </w:r>
+          <w:r>
+            <w:rPr>
+              <w:rFonts w:hint="eastAsia"/>
+              <w:lang w:val="en-US" w:eastAsia="zh-CN"/>
+            </w:rPr>
+            <w:fldChar w:fldCharType="separate"/>
+          </w:r>
+          <w:r>
+            <w:rPr>
+              <w:rFonts w:hint="eastAsia"/>
+              <w:lang w:val="en-US" w:eastAsia="zh-CN"/>
+            </w:rPr>
+            <w:t>UE本地Git仓库</w:t>
+          </w:r>
+          <w:r>
+            <w:tab/>
+          </w:r>
+          <w:r>
+            <w:fldChar w:fldCharType="begin"/>
+          </w:r>
+          <w:r>
+            <w:instrText xml:space="preserve"> PAGEREF _Toc1983 \h </w:instrText>
+          </w:r>
+          <w:r>
+            <w:fldChar w:fldCharType="separate"/>
+          </w:r>
+          <w:r>
+            <w:t>- 4 -</w:t>
+          </w:r>
+          <w:r>
+            <w:fldChar w:fldCharType="end"/>
+          </w:r>
+          <w:r>
+            <w:rPr>
+              <w:rFonts w:hint="eastAsia"/>
+              <w:lang w:val="en-US" w:eastAsia="zh-CN"/>
+            </w:rPr>
+            <w:fldChar w:fldCharType="end"/>
+          </w:r>
+        </w:p>
+        <w:p>
+          <w:pPr>
+            <w:pStyle w:val="7"/>
+            <w:tabs>
+              <w:tab w:val="right" w:leader="dot" w:pos="8306"/>
+            </w:tabs>
+          </w:pPr>
+          <w:r>
+            <w:rPr>
+              <w:rFonts w:hint="eastAsia"/>
+              <w:lang w:val="en-US" w:eastAsia="zh-CN"/>
+            </w:rPr>
+            <w:fldChar w:fldCharType="begin"/>
+          </w:r>
+          <w:r>
+            <w:rPr>
+              <w:rFonts w:hint="eastAsia"/>
+              <w:lang w:val="en-US" w:eastAsia="zh-CN"/>
+            </w:rPr>
+            <w:instrText xml:space="preserve"> HYPERLINK \l _Toc10825 </w:instrText>
+          </w:r>
+          <w:r>
+            <w:rPr>
+              <w:rFonts w:hint="eastAsia"/>
+              <w:lang w:val="en-US" w:eastAsia="zh-CN"/>
+            </w:rPr>
+            <w:fldChar w:fldCharType="separate"/>
+          </w:r>
+          <w:r>
+            <w:rPr>
+              <w:rFonts w:hint="eastAsia"/>
+              <w:lang w:val="en-US" w:eastAsia="zh-CN"/>
+            </w:rPr>
+            <w:t>Github连接到本地的UE仓库</w:t>
+          </w:r>
+          <w:r>
+            <w:tab/>
+          </w:r>
+          <w:r>
+            <w:fldChar w:fldCharType="begin"/>
+          </w:r>
+          <w:r>
+            <w:instrText xml:space="preserve"> PAGEREF _Toc10825 \h </w:instrText>
+          </w:r>
+          <w:r>
+            <w:fldChar w:fldCharType="separate"/>
+          </w:r>
+          <w:r>
+            <w:t>- 5 -</w:t>
+          </w:r>
+          <w:r>
+            <w:fldChar w:fldCharType="end"/>
+          </w:r>
+          <w:r>
+            <w:rPr>
+              <w:rFonts w:hint="eastAsia"/>
+              <w:lang w:val="en-US" w:eastAsia="zh-CN"/>
+            </w:rPr>
+            <w:fldChar w:fldCharType="end"/>
+          </w:r>
+        </w:p>
+        <w:p>
+          <w:pPr>
+            <w:pStyle w:val="6"/>
+            <w:tabs>
+              <w:tab w:val="right" w:leader="dot" w:pos="8306"/>
+            </w:tabs>
+          </w:pPr>
+          <w:r>
+            <w:rPr>
+              <w:rFonts w:hint="eastAsia"/>
+              <w:lang w:val="en-US" w:eastAsia="zh-CN"/>
+            </w:rPr>
+            <w:fldChar w:fldCharType="begin"/>
+          </w:r>
+          <w:r>
+            <w:rPr>
+              <w:rFonts w:hint="eastAsia"/>
+              <w:lang w:val="en-US" w:eastAsia="zh-CN"/>
+            </w:rPr>
+            <w:instrText xml:space="preserve"> HYPERLINK \l _Toc8106 </w:instrText>
+          </w:r>
+          <w:r>
+            <w:rPr>
+              <w:rFonts w:hint="eastAsia"/>
+              <w:lang w:val="en-US" w:eastAsia="zh-CN"/>
+            </w:rPr>
+            <w:fldChar w:fldCharType="separate"/>
+          </w:r>
+          <w:r>
+            <w:rPr>
+              <w:rFonts w:hint="eastAsia"/>
+              <w:lang w:val="en-US" w:eastAsia="zh-CN"/>
+            </w:rPr>
+            <w:t>多人协作部分</w:t>
+          </w:r>
+          <w:r>
+            <w:tab/>
+          </w:r>
+          <w:r>
+            <w:fldChar w:fldCharType="begin"/>
+          </w:r>
+          <w:r>
+            <w:instrText xml:space="preserve"> PAGEREF _Toc8106 \h </w:instrText>
+          </w:r>
+          <w:r>
+            <w:fldChar w:fldCharType="separate"/>
+          </w:r>
+          <w:r>
+            <w:t>- 7 -</w:t>
+          </w:r>
+          <w:r>
+            <w:fldChar w:fldCharType="end"/>
+          </w:r>
+          <w:r>
+            <w:rPr>
+              <w:rFonts w:hint="eastAsia"/>
+              <w:lang w:val="en-US" w:eastAsia="zh-CN"/>
+            </w:rPr>
+            <w:fldChar w:fldCharType="end"/>
+          </w:r>
+        </w:p>
+        <w:p>
+          <w:pPr>
+            <w:pStyle w:val="7"/>
+            <w:tabs>
+              <w:tab w:val="right" w:leader="dot" w:pos="8306"/>
+            </w:tabs>
+          </w:pPr>
+          <w:r>
+            <w:rPr>
+              <w:rFonts w:hint="eastAsia"/>
+              <w:lang w:val="en-US" w:eastAsia="zh-CN"/>
+            </w:rPr>
+            <w:fldChar w:fldCharType="begin"/>
+          </w:r>
+          <w:r>
+            <w:rPr>
+              <w:rFonts w:hint="eastAsia"/>
+              <w:lang w:val="en-US" w:eastAsia="zh-CN"/>
+            </w:rPr>
+            <w:instrText xml:space="preserve"> HYPERLINK \l _Toc17020 </w:instrText>
+          </w:r>
+          <w:r>
+            <w:rPr>
+              <w:rFonts w:hint="eastAsia"/>
+              <w:lang w:val="en-US" w:eastAsia="zh-CN"/>
+            </w:rPr>
+            <w:fldChar w:fldCharType="separate"/>
+          </w:r>
+          <w:r>
+            <w:rPr>
+              <w:rFonts w:hint="eastAsia"/>
+              <w:lang w:val="en-US" w:eastAsia="zh-CN"/>
+            </w:rPr>
+            <w:t>邀请团队成员</w:t>
+          </w:r>
+          <w:r>
+            <w:tab/>
+          </w:r>
+          <w:r>
+            <w:fldChar w:fldCharType="begin"/>
+          </w:r>
+          <w:r>
+            <w:instrText xml:space="preserve"> PAGEREF _Toc17020 \h </w:instrText>
+          </w:r>
+          <w:r>
+            <w:fldChar w:fldCharType="separate"/>
+          </w:r>
+          <w:r>
+            <w:t>- 7 -</w:t>
+          </w:r>
+          <w:r>
+            <w:fldChar w:fldCharType="end"/>
+          </w:r>
+          <w:r>
+            <w:rPr>
+              <w:rFonts w:hint="eastAsia"/>
+              <w:lang w:val="en-US" w:eastAsia="zh-CN"/>
+            </w:rPr>
+            <w:fldChar w:fldCharType="end"/>
+          </w:r>
+        </w:p>
+        <w:p>
+          <w:pPr>
+            <w:pStyle w:val="7"/>
+            <w:tabs>
+              <w:tab w:val="right" w:leader="dot" w:pos="8306"/>
+            </w:tabs>
+          </w:pPr>
+          <w:r>
+            <w:rPr>
+              <w:rFonts w:hint="eastAsia"/>
+              <w:lang w:val="en-US" w:eastAsia="zh-CN"/>
+            </w:rPr>
+            <w:fldChar w:fldCharType="begin"/>
+          </w:r>
+          <w:r>
+            <w:rPr>
+              <w:rFonts w:hint="eastAsia"/>
+              <w:lang w:val="en-US" w:eastAsia="zh-CN"/>
+            </w:rPr>
+            <w:instrText xml:space="preserve"> HYPERLINK \l _Toc17235 </w:instrText>
+          </w:r>
+          <w:r>
+            <w:rPr>
+              <w:rFonts w:hint="eastAsia"/>
+              <w:lang w:val="en-US" w:eastAsia="zh-CN"/>
+            </w:rPr>
+            <w:fldChar w:fldCharType="separate"/>
+          </w:r>
+          <w:r>
+            <w:rPr>
+              <w:rFonts w:hint="default"/>
+              <w:lang w:val="en-US" w:eastAsia="zh-CN"/>
+            </w:rPr>
+            <w:t>虚幻工程专用配置</w:t>
+          </w:r>
+          <w:r>
+            <w:tab/>
+          </w:r>
+          <w:r>
+            <w:fldChar w:fldCharType="begin"/>
+          </w:r>
+          <w:r>
+            <w:instrText xml:space="preserve"> PAGEREF _Toc17235 \h </w:instrText>
+          </w:r>
+          <w:r>
+            <w:fldChar w:fldCharType="separate"/>
+          </w:r>
+          <w:r>
+            <w:t>- 7 -</w:t>
+          </w:r>
+          <w:r>
+            <w:fldChar w:fldCharType="end"/>
+          </w:r>
+          <w:r>
+            <w:rPr>
+              <w:rFonts w:hint="eastAsia"/>
+              <w:lang w:val="en-US" w:eastAsia="zh-CN"/>
+            </w:rPr>
+            <w:fldChar w:fldCharType="end"/>
+          </w:r>
+        </w:p>
+        <w:p>
+          <w:pPr>
+            <w:pStyle w:val="7"/>
+            <w:tabs>
+              <w:tab w:val="right" w:leader="dot" w:pos="8306"/>
+            </w:tabs>
+          </w:pPr>
+          <w:r>
+            <w:rPr>
+              <w:rFonts w:hint="eastAsia"/>
+              <w:lang w:val="en-US" w:eastAsia="zh-CN"/>
+            </w:rPr>
+            <w:fldChar w:fldCharType="begin"/>
+          </w:r>
+          <w:r>
+            <w:rPr>
+              <w:rFonts w:hint="eastAsia"/>
+              <w:lang w:val="en-US" w:eastAsia="zh-CN"/>
+            </w:rPr>
+            <w:instrText xml:space="preserve"> HYPERLINK \l _Toc28249 </w:instrText>
+          </w:r>
+          <w:r>
+            <w:rPr>
+              <w:rFonts w:hint="eastAsia"/>
+              <w:lang w:val="en-US" w:eastAsia="zh-CN"/>
+            </w:rPr>
+            <w:fldChar w:fldCharType="separate"/>
+          </w:r>
+          <w:r>
+            <w:rPr>
+              <w:rFonts w:hint="eastAsia"/>
+              <w:lang w:val="en-US" w:eastAsia="zh-CN"/>
+            </w:rPr>
+            <w:t>日常工作流程</w:t>
+          </w:r>
+          <w:r>
+            <w:tab/>
+          </w:r>
+          <w:r>
+            <w:fldChar w:fldCharType="begin"/>
+          </w:r>
+          <w:r>
+            <w:instrText xml:space="preserve"> PAGEREF _Toc28249 \h </w:instrText>
+          </w:r>
+          <w:r>
+            <w:fldChar w:fldCharType="separate"/>
+          </w:r>
+          <w:r>
+            <w:t>- 7 -</w:t>
+          </w:r>
+          <w:r>
+            <w:fldChar w:fldCharType="end"/>
+          </w:r>
+          <w:r>
+            <w:rPr>
+              <w:rFonts w:hint="eastAsia"/>
+              <w:lang w:val="en-US" w:eastAsia="zh-CN"/>
+            </w:rPr>
+            <w:fldChar w:fldCharType="end"/>
+          </w:r>
+        </w:p>
+        <w:p>
+          <w:pPr>
+            <w:pStyle w:val="7"/>
+            <w:tabs>
+              <w:tab w:val="right" w:leader="dot" w:pos="8306"/>
+            </w:tabs>
+          </w:pPr>
+          <w:r>
+            <w:rPr>
+              <w:rFonts w:hint="eastAsia"/>
+              <w:lang w:val="en-US" w:eastAsia="zh-CN"/>
+            </w:rPr>
+            <w:fldChar w:fldCharType="begin"/>
+          </w:r>
+          <w:r>
+            <w:rPr>
+              <w:rFonts w:hint="eastAsia"/>
+              <w:lang w:val="en-US" w:eastAsia="zh-CN"/>
+            </w:rPr>
+            <w:instrText xml:space="preserve"> HYPERLINK \l _Toc26704 </w:instrText>
+          </w:r>
+          <w:r>
+            <w:rPr>
+              <w:rFonts w:hint="eastAsia"/>
+              <w:lang w:val="en-US" w:eastAsia="zh-CN"/>
+            </w:rPr>
+            <w:fldChar w:fldCharType="separate"/>
+          </w:r>
+          <w:r>
+            <w:rPr>
+              <w:rFonts w:hint="eastAsia"/>
+              <w:lang w:val="en-US" w:eastAsia="zh-CN"/>
+            </w:rPr>
+            <w:t>团队协作</w:t>
+          </w:r>
+          <w:r>
+            <w:tab/>
+          </w:r>
+          <w:r>
+            <w:fldChar w:fldCharType="begin"/>
+          </w:r>
+          <w:r>
+            <w:instrText xml:space="preserve"> PAGEREF _Toc26704 \h </w:instrText>
+          </w:r>
+          <w:r>
+            <w:fldChar w:fldCharType="separate"/>
+          </w:r>
+          <w:r>
+            <w:t>- 8 -</w:t>
+          </w:r>
+          <w:r>
+            <w:fldChar w:fldCharType="end"/>
+          </w:r>
+          <w:r>
+            <w:rPr>
+              <w:rFonts w:hint="eastAsia"/>
+              <w:lang w:val="en-US" w:eastAsia="zh-CN"/>
+            </w:rPr>
+            <w:fldChar w:fldCharType="end"/>
+          </w:r>
+        </w:p>
+        <w:p>
+          <w:pPr>
+            <w:pStyle w:val="7"/>
+            <w:tabs>
+              <w:tab w:val="right" w:leader="dot" w:pos="8306"/>
+            </w:tabs>
+          </w:pPr>
+          <w:r>
+            <w:rPr>
+              <w:rFonts w:hint="eastAsia"/>
+              <w:lang w:val="en-US" w:eastAsia="zh-CN"/>
+            </w:rPr>
+            <w:fldChar w:fldCharType="begin"/>
+          </w:r>
+          <w:r>
+            <w:rPr>
+              <w:rFonts w:hint="eastAsia"/>
+              <w:lang w:val="en-US" w:eastAsia="zh-CN"/>
+            </w:rPr>
+            <w:instrText xml:space="preserve"> HYPERLINK \l _Toc15938 </w:instrText>
+          </w:r>
+          <w:r>
+            <w:rPr>
+              <w:rFonts w:hint="eastAsia"/>
+              <w:lang w:val="en-US" w:eastAsia="zh-CN"/>
+            </w:rPr>
+            <w:fldChar w:fldCharType="separate"/>
+          </w:r>
+          <w:r>
+            <w:rPr>
+              <w:rFonts w:hint="eastAsia"/>
+              <w:lang w:val="en-US" w:eastAsia="zh-CN"/>
+            </w:rPr>
+            <w:t>Git插件</w:t>
+          </w:r>
+          <w:r>
+            <w:tab/>
+          </w:r>
+          <w:r>
+            <w:fldChar w:fldCharType="begin"/>
+          </w:r>
+          <w:r>
+            <w:instrText xml:space="preserve"> PAGEREF _Toc15938 \h </w:instrText>
+          </w:r>
+          <w:r>
+            <w:fldChar w:fldCharType="separate"/>
+          </w:r>
+          <w:r>
+            <w:t>- 8 -</w:t>
+          </w:r>
+          <w:r>
+            <w:fldChar w:fldCharType="end"/>
+          </w:r>
+          <w:r>
+            <w:rPr>
+              <w:rFonts w:hint="eastAsia"/>
+              <w:lang w:val="en-US" w:eastAsia="zh-CN"/>
+            </w:rPr>
+            <w:fldChar w:fldCharType="end"/>
+          </w:r>
+        </w:p>
+        <w:p>
+          <w:pPr>
+            <w:pStyle w:val="7"/>
+            <w:tabs>
+              <w:tab w:val="right" w:leader="dot" w:pos="8306"/>
+            </w:tabs>
+          </w:pPr>
+          <w:r>
+            <w:rPr>
+              <w:rFonts w:hint="eastAsia"/>
+              <w:lang w:val="en-US" w:eastAsia="zh-CN"/>
+            </w:rPr>
+            <w:fldChar w:fldCharType="begin"/>
+          </w:r>
+          <w:r>
+            <w:rPr>
+              <w:rFonts w:hint="eastAsia"/>
+              <w:lang w:val="en-US" w:eastAsia="zh-CN"/>
+            </w:rPr>
+            <w:instrText xml:space="preserve"> HYPERLINK \l _Toc4634 </w:instrText>
+          </w:r>
+          <w:r>
+            <w:rPr>
+              <w:rFonts w:hint="eastAsia"/>
+              <w:lang w:val="en-US" w:eastAsia="zh-CN"/>
+            </w:rPr>
+            <w:fldChar w:fldCharType="separate"/>
+          </w:r>
+          <w:r>
+            <w:rPr>
+              <w:rFonts w:hint="eastAsia"/>
+              <w:lang w:val="en-US" w:eastAsia="zh-CN"/>
+            </w:rPr>
+            <w:t>测试文件锁定功能</w:t>
+          </w:r>
+          <w:r>
+            <w:tab/>
+          </w:r>
+          <w:r>
+            <w:fldChar w:fldCharType="begin"/>
+          </w:r>
+          <w:r>
+            <w:instrText xml:space="preserve"> PAGEREF _Toc4634 \h </w:instrText>
+          </w:r>
+          <w:r>
+            <w:fldChar w:fldCharType="separate"/>
+          </w:r>
+          <w:r>
+            <w:t>- 9 -</w:t>
+          </w:r>
+          <w:r>
+            <w:fldChar w:fldCharType="end"/>
+          </w:r>
+          <w:r>
+            <w:rPr>
+              <w:rFonts w:hint="eastAsia"/>
+              <w:lang w:val="en-US" w:eastAsia="zh-CN"/>
+            </w:rPr>
+            <w:fldChar w:fldCharType="end"/>
+          </w:r>
+        </w:p>
+        <w:p>
+          <w:pPr>
+            <w:pStyle w:val="7"/>
+            <w:tabs>
+              <w:tab w:val="right" w:leader="dot" w:pos="8306"/>
+            </w:tabs>
+          </w:pPr>
+          <w:r>
+            <w:rPr>
+              <w:rFonts w:hint="eastAsia"/>
+              <w:lang w:val="en-US" w:eastAsia="zh-CN"/>
+            </w:rPr>
+            <w:fldChar w:fldCharType="begin"/>
+          </w:r>
+          <w:r>
+            <w:rPr>
+              <w:rFonts w:hint="eastAsia"/>
+              <w:lang w:val="en-US" w:eastAsia="zh-CN"/>
+            </w:rPr>
+            <w:instrText xml:space="preserve"> HYPERLINK \l _Toc29180 </w:instrText>
+          </w:r>
+          <w:r>
+            <w:rPr>
+              <w:rFonts w:hint="eastAsia"/>
+              <w:lang w:val="en-US" w:eastAsia="zh-CN"/>
+            </w:rPr>
+            <w:fldChar w:fldCharType="separate"/>
+          </w:r>
+          <w:r>
+            <w:rPr>
+              <w:rFonts w:hint="eastAsia"/>
+              <w:lang w:val="en-US" w:eastAsia="zh-CN"/>
+            </w:rPr>
+            <w:t>分支</w:t>
+          </w:r>
+          <w:r>
+            <w:tab/>
+          </w:r>
+          <w:r>
+            <w:fldChar w:fldCharType="begin"/>
+          </w:r>
+          <w:r>
+            <w:instrText xml:space="preserve"> PAGEREF _Toc29180 \h </w:instrText>
+          </w:r>
+          <w:r>
+            <w:fldChar w:fldCharType="separate"/>
+          </w:r>
+          <w:r>
+            <w:t>- 10 -</w:t>
+          </w:r>
+          <w:r>
+            <w:fldChar w:fldCharType="end"/>
+          </w:r>
+          <w:r>
+            <w:rPr>
+              <w:rFonts w:hint="eastAsia"/>
+              <w:lang w:val="en-US" w:eastAsia="zh-CN"/>
+            </w:rPr>
+            <w:fldChar w:fldCharType="end"/>
+          </w:r>
+        </w:p>
+        <w:p>
+          <w:pPr>
+            <w:pStyle w:val="7"/>
+            <w:tabs>
+              <w:tab w:val="right" w:leader="dot" w:pos="8306"/>
+            </w:tabs>
+          </w:pPr>
+          <w:r>
+            <w:rPr>
+              <w:rFonts w:hint="eastAsia"/>
+              <w:lang w:val="en-US" w:eastAsia="zh-CN"/>
+            </w:rPr>
+            <w:fldChar w:fldCharType="begin"/>
+          </w:r>
+          <w:r>
+            <w:rPr>
+              <w:rFonts w:hint="eastAsia"/>
+              <w:lang w:val="en-US" w:eastAsia="zh-CN"/>
+            </w:rPr>
+            <w:instrText xml:space="preserve"> HYPERLINK \l _Toc27332 </w:instrText>
+          </w:r>
+          <w:r>
+            <w:rPr>
+              <w:rFonts w:hint="eastAsia"/>
+              <w:lang w:val="en-US" w:eastAsia="zh-CN"/>
+            </w:rPr>
+            <w:fldChar w:fldCharType="separate"/>
+          </w:r>
+          <w:r>
+            <w:rPr>
+              <w:rFonts w:hint="eastAsia"/>
+              <w:lang w:val="en-US" w:eastAsia="zh-CN"/>
+            </w:rPr>
+            <w:t>新的合作人员</w:t>
+          </w:r>
+          <w:r>
+            <w:tab/>
+          </w:r>
+          <w:r>
+            <w:fldChar w:fldCharType="begin"/>
+          </w:r>
+          <w:r>
+            <w:instrText xml:space="preserve"> PAGEREF _Toc27332 \h </w:instrText>
+          </w:r>
+          <w:r>
+            <w:fldChar w:fldCharType="separate"/>
+          </w:r>
+          <w:r>
+            <w:t>- 10 -</w:t>
+          </w:r>
+          <w:r>
+            <w:fldChar w:fldCharType="end"/>
+          </w:r>
+          <w:r>
+            <w:rPr>
+              <w:rFonts w:hint="eastAsia"/>
+              <w:lang w:val="en-US" w:eastAsia="zh-CN"/>
+            </w:rPr>
+            <w:fldChar w:fldCharType="end"/>
+          </w:r>
+        </w:p>
+        <w:p>
+          <w:pPr>
+            <w:pStyle w:val="7"/>
+            <w:tabs>
+              <w:tab w:val="right" w:leader="dot" w:pos="8306"/>
+            </w:tabs>
+          </w:pPr>
+          <w:r>
+            <w:rPr>
+              <w:rFonts w:hint="eastAsia"/>
+              <w:lang w:val="en-US" w:eastAsia="zh-CN"/>
+            </w:rPr>
+            <w:fldChar w:fldCharType="begin"/>
+          </w:r>
+          <w:r>
+            <w:rPr>
+              <w:rFonts w:hint="eastAsia"/>
+              <w:lang w:val="en-US" w:eastAsia="zh-CN"/>
+            </w:rPr>
+            <w:instrText xml:space="preserve"> HYPERLINK \l _Toc30479 </w:instrText>
+          </w:r>
+          <w:r>
+            <w:rPr>
+              <w:rFonts w:hint="eastAsia"/>
+              <w:lang w:val="en-US" w:eastAsia="zh-CN"/>
+            </w:rPr>
+            <w:fldChar w:fldCharType="separate"/>
+          </w:r>
+          <w:r>
+            <w:rPr>
+              <w:rFonts w:hint="eastAsia"/>
+              <w:lang w:val="en-US" w:eastAsia="zh-CN"/>
+            </w:rPr>
+            <w:t>锁文件功能测试</w:t>
+          </w:r>
+          <w:r>
+            <w:tab/>
+          </w:r>
+          <w:r>
+            <w:fldChar w:fldCharType="begin"/>
+          </w:r>
+          <w:r>
+            <w:instrText xml:space="preserve"> PAGEREF _Toc30479 \h </w:instrText>
+          </w:r>
+          <w:r>
+            <w:fldChar w:fldCharType="separate"/>
+          </w:r>
+          <w:r>
+            <w:t>- 11 -</w:t>
+          </w:r>
+          <w:r>
+            <w:fldChar w:fldCharType="end"/>
+          </w:r>
+          <w:r>
+            <w:rPr>
+              <w:rFonts w:hint="eastAsia"/>
+              <w:lang w:val="en-US" w:eastAsia="zh-CN"/>
+            </w:rPr>
+            <w:fldChar w:fldCharType="end"/>
+          </w:r>
+        </w:p>
+        <w:p>
+          <w:pPr>
+            <w:pStyle w:val="6"/>
+            <w:tabs>
+              <w:tab w:val="right" w:leader="dot" w:pos="8306"/>
+            </w:tabs>
+          </w:pPr>
+          <w:r>
+            <w:rPr>
+              <w:rFonts w:hint="eastAsia"/>
+              <w:lang w:val="en-US" w:eastAsia="zh-CN"/>
+            </w:rPr>
+            <w:fldChar w:fldCharType="begin"/>
+          </w:r>
+          <w:r>
+            <w:rPr>
+              <w:rFonts w:hint="eastAsia"/>
+              <w:lang w:val="en-US" w:eastAsia="zh-CN"/>
+            </w:rPr>
+            <w:instrText xml:space="preserve"> HYPERLINK \l _Toc28279 </w:instrText>
+          </w:r>
+          <w:r>
+            <w:rPr>
+              <w:rFonts w:hint="eastAsia"/>
+              <w:lang w:val="en-US" w:eastAsia="zh-CN"/>
+            </w:rPr>
+            <w:fldChar w:fldCharType="separate"/>
+          </w:r>
+          <w:r>
+            <w:rPr>
+              <w:rFonts w:hint="eastAsia"/>
+              <w:lang w:val="en-US" w:eastAsia="zh-CN"/>
+            </w:rPr>
+            <w:t>对于新项目的初始化</w:t>
+          </w:r>
+          <w:r>
+            <w:tab/>
+          </w:r>
+          <w:r>
+            <w:fldChar w:fldCharType="begin"/>
+          </w:r>
+          <w:r>
+            <w:instrText xml:space="preserve"> PAGEREF _Toc28279 \h </w:instrText>
+          </w:r>
+          <w:r>
+            <w:fldChar w:fldCharType="separate"/>
+          </w:r>
+          <w:r>
+            <w:t>- 13 -</w:t>
+          </w:r>
+          <w:r>
+            <w:fldChar w:fldCharType="end"/>
+          </w:r>
+          <w:r>
+            <w:rPr>
+              <w:rFonts w:hint="eastAsia"/>
+              <w:lang w:val="en-US" w:eastAsia="zh-CN"/>
+            </w:rPr>
+            <w:fldChar w:fldCharType="end"/>
+          </w:r>
+        </w:p>
+        <w:p>
+          <w:pPr>
+            <w:pStyle w:val="3"/>
+            <w:bidi w:val="0"/>
+            <w:rPr>
+              <w:rFonts w:hint="eastAsia" w:ascii="Arial" w:hAnsi="Arial" w:eastAsia="黑体" w:cstheme="minorBidi"/>
+              <w:b/>
+              <w:kern w:val="2"/>
+              <w:sz w:val="32"/>
+              <w:szCs w:val="24"/>
+              <w:lang w:val="en-US" w:eastAsia="zh-CN" w:bidi="ar-SA"/>
+            </w:rPr>
+          </w:pPr>
+          <w:r>
+            <w:rPr>
+              <w:rFonts w:hint="eastAsia"/>
+              <w:lang w:val="en-US" w:eastAsia="zh-CN"/>
+            </w:rPr>
+            <w:fldChar w:fldCharType="end"/>
+          </w:r>
+        </w:p>
+      </w:sdtContent>
+    </w:sdt>
+    <w:p>
+      <w:pPr>
+        <w:rPr>
+          <w:rFonts w:hint="eastAsia"/>
+          <w:lang w:val="en-US" w:eastAsia="zh-CN"/>
+        </w:rPr>
+      </w:pPr>
+    </w:p>
+    <w:p>
+      <w:pPr>
+        <w:rPr>
+          <w:rFonts w:hint="eastAsia"/>
+          <w:lang w:val="en-US" w:eastAsia="zh-CN"/>
+        </w:rPr>
+      </w:pPr>
+    </w:p>
+    <w:p>
+      <w:pPr>
+        <w:rPr>
+          <w:rFonts w:hint="eastAsia"/>
+          <w:lang w:val="en-US" w:eastAsia="zh-CN"/>
+        </w:rPr>
+      </w:pPr>
+    </w:p>
+    <w:p>
+      <w:pPr>
+        <w:rPr>
+          <w:rFonts w:hint="eastAsia"/>
+          <w:lang w:val="en-US" w:eastAsia="zh-CN"/>
+        </w:rPr>
+      </w:pPr>
+    </w:p>
+    <w:p>
+      <w:pPr>
+        <w:rPr>
+          <w:rFonts w:hint="eastAsia"/>
+          <w:lang w:val="en-US" w:eastAsia="zh-CN"/>
+        </w:rPr>
+      </w:pPr>
+    </w:p>
+    <w:p>
+      <w:pPr>
+        <w:rPr>
+          <w:rFonts w:hint="eastAsia"/>
+          <w:lang w:val="en-US" w:eastAsia="zh-CN"/>
+        </w:rPr>
+      </w:pPr>
+    </w:p>
+    <w:p>
+      <w:pPr>
+        <w:pStyle w:val="3"/>
+        <w:bidi w:val="0"/>
+        <w:rPr>
+          <w:rFonts w:hint="eastAsia"/>
+          <w:lang w:val="en-US" w:eastAsia="zh-CN"/>
+        </w:rPr>
+      </w:pPr>
+      <w:bookmarkStart w:id="0" w:name="_Toc28682"/>
+      <w:r>
+        <w:rPr>
+          <w:rFonts w:hint="eastAsia"/>
+          <w:lang w:val="en-US" w:eastAsia="zh-CN"/>
+        </w:rPr>
+        <w:t>参考文档</w:t>
+      </w:r>
+      <w:bookmarkEnd w:id="0"/>
+    </w:p>
+    <w:p>
+      <w:pPr>
+        <w:rPr>
+          <w:rFonts w:hint="default"/>
+          <w:lang w:val="en-US" w:eastAsia="zh-CN"/>
+        </w:rPr>
+      </w:pPr>
+      <w:r>
+        <w:rPr>
+          <w:rFonts w:hint="default"/>
+          <w:lang w:val="en-US" w:eastAsia="zh-CN"/>
+        </w:rPr>
+        <w:fldChar w:fldCharType="begin"/>
+      </w:r>
+      <w:r>
+        <w:rPr>
+          <w:rFonts w:hint="default"/>
+          <w:lang w:val="en-US" w:eastAsia="zh-CN"/>
+        </w:rPr>
+        <w:instrText xml:space="preserve"> HYPERLINK "https://www.bilibili.com/video/BV1riKczuEeZ/" </w:instrText>
+      </w:r>
+      <w:r>
+        <w:rPr>
+          <w:rFonts w:hint="default"/>
+          <w:lang w:val="en-US" w:eastAsia="zh-CN"/>
+        </w:rPr>
+        <w:fldChar w:fldCharType="separate"/>
+      </w:r>
+      <w:r>
+        <w:rPr>
+          <w:rStyle w:val="11"/>
+          <w:rFonts w:hint="default"/>
+          <w:lang w:val="en-US" w:eastAsia="zh-CN"/>
+        </w:rPr>
+        <w:t>https://www.bilibili.com/video/BV1riKczuEeZ/</w:t>
+      </w:r>
+      <w:r>
+        <w:rPr>
+          <w:rFonts w:hint="default"/>
+          <w:lang w:val="en-US" w:eastAsia="zh-CN"/>
+        </w:rPr>
+        <w:fldChar w:fldCharType="end"/>
+      </w:r>
+    </w:p>
+    <w:p>
+      <w:pPr>
+        <w:pStyle w:val="3"/>
+        <w:bidi w:val="0"/>
+        <w:rPr>
+          <w:rFonts w:hint="default"/>
+          <w:lang w:val="en-US" w:eastAsia="zh-CN"/>
+        </w:rPr>
+      </w:pPr>
+      <w:bookmarkStart w:id="1" w:name="_Toc14597"/>
+      <w:r>
+        <w:rPr>
+          <w:rFonts w:hint="eastAsia"/>
+          <w:lang w:val="en-US" w:eastAsia="zh-CN"/>
+        </w:rPr>
+        <w:t>设备支持</w:t>
+      </w:r>
+      <w:bookmarkEnd w:id="1"/>
+    </w:p>
+    <w:p>
+      <w:pPr>
+        <w:rPr>
+          <w:rFonts w:hint="eastAsia"/>
+          <w:lang w:val="en-US" w:eastAsia="zh-CN"/>
+        </w:rPr>
+      </w:pPr>
+      <w:r>
+        <w:rPr>
+          <w:rFonts w:hint="eastAsia"/>
+          <w:lang w:val="en-US" w:eastAsia="zh-CN"/>
+        </w:rPr>
+        <w:t>因为是多人协作，所以需要两台电脑</w:t>
+      </w:r>
+    </w:p>
+    <w:p>
+      <w:pPr>
+        <w:rPr>
+          <w:rFonts w:hint="default"/>
+          <w:lang w:val="en-US" w:eastAsia="zh-CN"/>
+        </w:rPr>
+      </w:pPr>
+      <w:r>
+        <w:rPr>
+          <w:rFonts w:hint="eastAsia"/>
+          <w:lang w:val="en-US" w:eastAsia="zh-CN"/>
+        </w:rPr>
+        <w:t>这里我使用10875一台，作为主要的仓库管理者，命名为Tongle，另外一台12600作为项目的参与人员，命名为Lizzy</w:t>
+      </w:r>
+      <w:bookmarkStart w:id="20" w:name="_GoBack"/>
+      <w:bookmarkEnd w:id="20"/>
+      <w:r>
+        <w:rPr>
+          <w:rFonts w:hint="eastAsia"/>
+          <w:lang w:val="en-US" w:eastAsia="zh-CN"/>
+        </w:rPr>
+        <w:t>。</w:t>
+      </w:r>
+    </w:p>
+    <w:p>
+      <w:pPr>
+        <w:rPr>
+          <w:rFonts w:hint="eastAsia"/>
+          <w:lang w:val="en-US" w:eastAsia="zh-CN"/>
+        </w:rPr>
+      </w:pPr>
+      <w:r>
+        <w:rPr>
+          <w:rFonts w:hint="eastAsia"/>
+          <w:lang w:val="en-US" w:eastAsia="zh-CN"/>
+        </w:rPr>
+        <w:br w:type="page"/>
+      </w:r>
+    </w:p>
+    <w:p>
+      <w:pPr>
         <w:pStyle w:val="2"/>
         <w:bidi w:val="0"/>
-        <w:rPr>
-          <w:rFonts w:hint="eastAsia"/>
-          <w:lang w:val="en-US" w:eastAsia="zh-CN"/>
-        </w:rPr>
-      </w:pPr>
-      <w:r>
-        <w:rPr>
-          <w:rFonts w:hint="eastAsia"/>
-          <w:lang w:val="en-US" w:eastAsia="zh-CN"/>
-        </w:rPr>
-        <w:t>参考文档</w:t>
-      </w:r>
-    </w:p>
-    <w:p>
-      <w:pPr>
-        <w:rPr>
-          <w:rFonts w:hint="default"/>
-          <w:lang w:val="en-US" w:eastAsia="zh-CN"/>
-        </w:rPr>
-      </w:pPr>
-      <w:r>
-        <w:rPr>
-          <w:rFonts w:hint="default"/>
+        <w:jc w:val="center"/>
+        <w:rPr>
+          <w:rFonts w:hint="default"/>
+          <w:lang w:val="en-US" w:eastAsia="zh-CN"/>
+        </w:rPr>
+      </w:pPr>
+      <w:bookmarkStart w:id="2" w:name="_Toc2575"/>
+      <w:r>
+        <w:rPr>
+          <w:rFonts w:hint="eastAsia"/>
+          <w:lang w:val="en-US" w:eastAsia="zh-CN"/>
+        </w:rPr>
+        <w:t>Git部分</w:t>
+      </w:r>
+      <w:bookmarkEnd w:id="2"/>
+    </w:p>
+    <w:p>
+      <w:pPr>
+        <w:pStyle w:val="3"/>
+        <w:bidi w:val="0"/>
+        <w:rPr>
+          <w:rFonts w:hint="eastAsia"/>
+          <w:lang w:val="en-US" w:eastAsia="zh-CN"/>
+        </w:rPr>
+      </w:pPr>
+      <w:bookmarkStart w:id="3" w:name="_Toc14129"/>
+      <w:r>
+        <w:rPr>
+          <w:rFonts w:hint="eastAsia"/>
+          <w:lang w:val="en-US" w:eastAsia="zh-CN"/>
+        </w:rPr>
+        <w:t>安装git</w:t>
+      </w:r>
+      <w:bookmarkEnd w:id="3"/>
+    </w:p>
+    <w:p>
+      <w:pPr>
+        <w:rPr>
+          <w:rFonts w:hint="eastAsia"/>
+          <w:lang w:val="en-US" w:eastAsia="zh-CN"/>
+        </w:rPr>
+      </w:pPr>
+      <w:r>
+        <w:rPr>
+          <w:rFonts w:hint="eastAsia"/>
+          <w:lang w:val="en-US" w:eastAsia="zh-CN"/>
+        </w:rPr>
+        <w:t>Git客户端：</w:t>
+      </w:r>
+      <w:r>
+        <w:rPr>
+          <w:rFonts w:hint="eastAsia"/>
           <w:lang w:val="en-US" w:eastAsia="zh-CN"/>
         </w:rPr>
         <w:fldChar w:fldCharType="begin"/>
       </w:r>
       <w:r>
         <w:rPr>
-          <w:rFonts w:hint="default"/>
-          <w:lang w:val="en-US" w:eastAsia="zh-CN"/>
-        </w:rPr>
-        <w:instrText xml:space="preserve"> HYPERLINK "https://www.bilibili.com/video/BV1riKczuEeZ/" </w:instrText>
-      </w:r>
-      <w:r>
-        <w:rPr>
-          <w:rFonts w:hint="default"/>
+          <w:rFonts w:hint="eastAsia"/>
+          <w:lang w:val="en-US" w:eastAsia="zh-CN"/>
+        </w:rPr>
+        <w:instrText xml:space="preserve"> HYPERLINK "https://git-scm.com/downloads" </w:instrText>
+      </w:r>
+      <w:r>
+        <w:rPr>
+          <w:rFonts w:hint="eastAsia"/>
           <w:lang w:val="en-US" w:eastAsia="zh-CN"/>
         </w:rPr>
         <w:fldChar w:fldCharType="separate"/>
       </w:r>
       <w:r>
         <w:rPr>
-          <w:rStyle w:val="6"/>
-          <w:rFonts w:hint="default"/>
-          <w:lang w:val="en-US" w:eastAsia="zh-CN"/>
-        </w:rPr>
-        <w:t>https://www.bilibili.com/video/BV1riKczuEeZ/</w:t>
-      </w:r>
-      <w:r>
-        <w:rPr>
-          <w:rFonts w:hint="default"/>
+          <w:rStyle w:val="11"/>
+          <w:rFonts w:hint="eastAsia"/>
+          <w:lang w:val="en-US" w:eastAsia="zh-CN"/>
+        </w:rPr>
+        <w:t>https://git-scm.com/downloads</w:t>
+      </w:r>
+      <w:r>
+        <w:rPr>
+          <w:rFonts w:hint="eastAsia"/>
           <w:lang w:val="en-US" w:eastAsia="zh-CN"/>
         </w:rPr>
         <w:fldChar w:fldCharType="end"/>
@@ -65,82 +1875,120 @@
     </w:p>
     <w:p>
       <w:pPr>
-        <w:pStyle w:val="2"/>
         <w:bidi w:val="0"/>
         <w:rPr>
-          <w:rFonts w:hint="default"/>
-          <w:lang w:val="en-US" w:eastAsia="zh-CN"/>
-        </w:rPr>
-      </w:pPr>
-      <w:r>
-        <w:rPr>
-          <w:rFonts w:hint="eastAsia"/>
-          <w:lang w:val="en-US" w:eastAsia="zh-CN"/>
-        </w:rPr>
-        <w:t>设备支持</w:t>
-      </w:r>
-    </w:p>
-    <w:p>
-      <w:pPr>
-        <w:rPr>
-          <w:rFonts w:hint="eastAsia"/>
-          <w:lang w:val="en-US" w:eastAsia="zh-CN"/>
-        </w:rPr>
-      </w:pPr>
-      <w:r>
-        <w:rPr>
-          <w:rFonts w:hint="eastAsia"/>
-          <w:lang w:val="en-US" w:eastAsia="zh-CN"/>
-        </w:rPr>
-        <w:t>因为是多人协作，所以需要两台电脑</w:t>
-      </w:r>
-    </w:p>
-    <w:p>
-      <w:pPr>
-        <w:rPr>
-          <w:rFonts w:hint="default"/>
-          <w:lang w:val="en-US" w:eastAsia="zh-CN"/>
-        </w:rPr>
-      </w:pPr>
-      <w:r>
-        <w:rPr>
-          <w:rFonts w:hint="eastAsia"/>
-          <w:lang w:val="en-US" w:eastAsia="zh-CN"/>
-        </w:rPr>
-        <w:t>这里我使用10875一台，作为主要的仓库管理者，另外一台12600作为项目的参与人员。</w:t>
-      </w:r>
-    </w:p>
-    <w:p>
-      <w:pPr>
-        <w:pStyle w:val="2"/>
+          <w:rFonts w:hint="eastAsia"/>
+          <w:lang w:val="en-US" w:eastAsia="zh-CN"/>
+        </w:rPr>
+      </w:pPr>
+      <w:r>
+        <w:rPr>
+          <w:rFonts w:hint="eastAsia"/>
+          <w:lang w:val="en-US" w:eastAsia="zh-CN"/>
+        </w:rPr>
+        <w:t>完成后配置git</w:t>
+      </w:r>
+    </w:p>
+    <w:p>
+      <w:pPr>
         <w:bidi w:val="0"/>
         <w:rPr>
-          <w:rFonts w:hint="eastAsia"/>
-          <w:lang w:val="en-US" w:eastAsia="zh-CN"/>
-        </w:rPr>
-      </w:pPr>
-      <w:r>
-        <w:rPr>
-          <w:rFonts w:hint="eastAsia"/>
-          <w:lang w:val="en-US" w:eastAsia="zh-CN"/>
-        </w:rPr>
-        <w:t>安装git</w:t>
-      </w:r>
-    </w:p>
-    <w:p>
-      <w:pPr>
-        <w:rPr>
-          <w:rFonts w:hint="eastAsia"/>
-          <w:lang w:val="en-US" w:eastAsia="zh-CN"/>
-        </w:rPr>
-      </w:pPr>
-      <w:r>
-        <w:rPr>
-          <w:rFonts w:hint="eastAsia"/>
-          <w:lang w:val="en-US" w:eastAsia="zh-CN"/>
-        </w:rPr>
-        <w:t>Git客户端：</w:t>
-      </w:r>
+          <w:rFonts w:hint="default"/>
+          <w:lang w:val="en-US" w:eastAsia="zh-CN"/>
+        </w:rPr>
+      </w:pPr>
+      <w:r>
+        <w:rPr>
+          <w:rFonts w:hint="eastAsia"/>
+          <w:lang w:val="en-US" w:eastAsia="zh-CN"/>
+        </w:rPr>
+        <w:t xml:space="preserve">Git config --global user.name </w:t>
+      </w:r>
+      <w:r>
+        <w:rPr>
+          <w:rFonts w:hint="default"/>
+          <w:lang w:val="en-US" w:eastAsia="zh-CN"/>
+        </w:rPr>
+        <w:t>“</w:t>
+      </w:r>
+      <w:r>
+        <w:rPr>
+          <w:rFonts w:hint="eastAsia"/>
+          <w:lang w:val="en-US" w:eastAsia="zh-CN"/>
+        </w:rPr>
+        <w:t>LaughTogether</w:t>
+      </w:r>
+      <w:r>
+        <w:rPr>
+          <w:rFonts w:hint="default"/>
+          <w:lang w:val="en-US" w:eastAsia="zh-CN"/>
+        </w:rPr>
+        <w:t>”</w:t>
+      </w:r>
+    </w:p>
+    <w:p>
+      <w:pPr>
+        <w:bidi w:val="0"/>
+        <w:rPr>
+          <w:rFonts w:hint="default"/>
+          <w:lang w:val="en-US" w:eastAsia="zh-CN"/>
+        </w:rPr>
+      </w:pPr>
+      <w:r>
+        <w:rPr>
+          <w:rFonts w:hint="eastAsia"/>
+          <w:lang w:val="en-US" w:eastAsia="zh-CN"/>
+        </w:rPr>
+        <w:t xml:space="preserve">Git config --global user.email </w:t>
+      </w:r>
+      <w:r>
+        <w:rPr>
+          <w:rFonts w:hint="default"/>
+          <w:lang w:val="en-US" w:eastAsia="zh-CN"/>
+        </w:rPr>
+        <w:t>“</w:t>
+      </w:r>
+      <w:r>
+        <w:rPr>
+          <w:rFonts w:hint="eastAsia"/>
+          <w:lang w:val="en-US" w:eastAsia="zh-CN"/>
+        </w:rPr>
+        <w:t>LoongLizzy@gmail.com</w:t>
+      </w:r>
+      <w:r>
+        <w:rPr>
+          <w:rFonts w:hint="default"/>
+          <w:lang w:val="en-US" w:eastAsia="zh-CN"/>
+        </w:rPr>
+        <w:t>”</w:t>
+      </w:r>
+    </w:p>
+    <w:p>
+      <w:pPr>
+        <w:pStyle w:val="3"/>
+        <w:bidi w:val="0"/>
+        <w:rPr>
+          <w:rFonts w:hint="eastAsia"/>
+          <w:lang w:val="en-US" w:eastAsia="zh-CN"/>
+        </w:rPr>
+      </w:pPr>
+      <w:bookmarkStart w:id="4" w:name="_Toc8832"/>
+      <w:r>
+        <w:rPr>
+          <w:rFonts w:hint="eastAsia"/>
+          <w:lang w:val="en-US" w:eastAsia="zh-CN"/>
+        </w:rPr>
+        <w:t>安装git lfs</w:t>
+      </w:r>
+      <w:bookmarkEnd w:id="4"/>
+    </w:p>
+    <w:p>
+      <w:pPr>
+        <w:rPr>
+          <w:rFonts w:hint="eastAsia"/>
+          <w:lang w:val="en-US" w:eastAsia="zh-CN"/>
+        </w:rPr>
+      </w:pPr>
       <w:r>
         <w:rPr>
           <w:rFonts w:hint="eastAsia"/>
@@ -153,7 +2001,7 @@
           <w:rFonts w:hint="eastAsia"/>
           <w:lang w:val="en-US" w:eastAsia="zh-CN"/>
         </w:rPr>
-        <w:instrText xml:space="preserve"> HYPERLINK "https://git-scm.com/downloads" </w:instrText>
+        <w:instrText xml:space="preserve"> HYPERLINK "https://git-lfs.com/" </w:instrText>
       </w:r>
       <w:r>
         <w:rPr>
@@ -164,11 +2012,11 @@
       </w:r>
       <w:r>
         <w:rPr>
-          <w:rStyle w:val="6"/>
-          <w:rFonts w:hint="eastAsia"/>
-          <w:lang w:val="en-US" w:eastAsia="zh-CN"/>
-        </w:rPr>
-        <w:t>https://git-scm.com/downloads</w:t>
+          <w:rStyle w:val="11"/>
+          <w:rFonts w:hint="eastAsia"/>
+          <w:lang w:val="en-US" w:eastAsia="zh-CN"/>
+        </w:rPr>
+        <w:t>https://git-lfs.com/</w:t>
       </w:r>
       <w:r>
         <w:rPr>
@@ -180,369 +2028,224 @@
     </w:p>
     <w:p>
       <w:pPr>
+        <w:rPr>
+          <w:rFonts w:hint="eastAsia"/>
+          <w:lang w:val="en-US" w:eastAsia="zh-CN"/>
+        </w:rPr>
+      </w:pPr>
+      <w:r>
+        <w:rPr>
+          <w:rFonts w:hint="eastAsia"/>
+          <w:lang w:val="en-US" w:eastAsia="zh-CN"/>
+        </w:rPr>
+        <w:t>安装完后，打开GitBash，输入命令git lfs install</w:t>
+      </w:r>
+    </w:p>
+    <w:p>
+      <w:pPr>
+        <w:pStyle w:val="3"/>
         <w:bidi w:val="0"/>
         <w:rPr>
-          <w:rFonts w:hint="eastAsia"/>
-          <w:lang w:val="en-US" w:eastAsia="zh-CN"/>
-        </w:rPr>
-      </w:pPr>
-      <w:r>
-        <w:rPr>
-          <w:rFonts w:hint="eastAsia"/>
-          <w:lang w:val="en-US" w:eastAsia="zh-CN"/>
-        </w:rPr>
-        <w:t>完成后配置git</w:t>
-      </w:r>
-    </w:p>
-    <w:p>
-      <w:pPr>
+          <w:rFonts w:hint="default"/>
+          <w:lang w:val="en-US" w:eastAsia="zh-CN"/>
+        </w:rPr>
+      </w:pPr>
+      <w:bookmarkStart w:id="5" w:name="_Toc20000"/>
+      <w:r>
+        <w:rPr>
+          <w:rFonts w:hint="eastAsia"/>
+          <w:lang w:val="en-US" w:eastAsia="zh-CN"/>
+        </w:rPr>
+        <w:t>GitHub</w:t>
+      </w:r>
+      <w:bookmarkEnd w:id="5"/>
+    </w:p>
+    <w:p>
+      <w:pPr>
+        <w:rPr>
+          <w:rFonts w:hint="eastAsia"/>
+          <w:lang w:val="en-US" w:eastAsia="zh-CN"/>
+        </w:rPr>
+      </w:pPr>
+      <w:r>
+        <w:rPr>
+          <w:rFonts w:hint="eastAsia"/>
+          <w:lang w:val="en-US" w:eastAsia="zh-CN"/>
+        </w:rPr>
+        <w:t>注册github账号</w:t>
+      </w:r>
+    </w:p>
+    <w:p>
+      <w:pPr>
+        <w:rPr>
+          <w:rFonts w:hint="default"/>
+          <w:lang w:val="en-US" w:eastAsia="zh-CN"/>
+        </w:rPr>
+      </w:pPr>
+      <w:r>
+        <w:rPr>
+          <w:rFonts w:hint="eastAsia"/>
+          <w:lang w:val="en-US" w:eastAsia="zh-CN"/>
+        </w:rPr>
+        <w:t>我已经有个人账号了，所以注册一个属于企业的个人账号，并将账号登录至10875设备上</w:t>
+      </w:r>
+    </w:p>
+    <w:p>
+      <w:pPr>
+        <w:rPr>
+          <w:rFonts w:hint="eastAsia"/>
+          <w:lang w:val="en-US" w:eastAsia="zh-CN"/>
+        </w:rPr>
+      </w:pPr>
+      <w:r>
+        <w:rPr>
+          <w:rFonts w:hint="eastAsia"/>
+          <w:lang w:val="en-US" w:eastAsia="zh-CN"/>
+        </w:rPr>
+        <w:t>账号：</w:t>
+      </w:r>
+    </w:p>
+    <w:p>
+      <w:pPr>
+        <w:rPr>
+          <w:rFonts w:hint="eastAsia"/>
+          <w:lang w:val="en-US" w:eastAsia="zh-CN"/>
+        </w:rPr>
+      </w:pPr>
+      <w:r>
+        <w:rPr>
+          <w:rFonts w:hint="eastAsia"/>
+          <w:lang w:val="en-US" w:eastAsia="zh-CN"/>
+        </w:rPr>
+        <w:fldChar w:fldCharType="begin"/>
+      </w:r>
+      <w:r>
+        <w:rPr>
+          <w:rFonts w:hint="eastAsia"/>
+          <w:lang w:val="en-US" w:eastAsia="zh-CN"/>
+        </w:rPr>
+        <w:instrText xml:space="preserve"> HYPERLINK "mailto:LoongLizzy@gmail.com" </w:instrText>
+      </w:r>
+      <w:r>
+        <w:rPr>
+          <w:rFonts w:hint="eastAsia"/>
+          <w:lang w:val="en-US" w:eastAsia="zh-CN"/>
+        </w:rPr>
+        <w:fldChar w:fldCharType="separate"/>
+      </w:r>
+      <w:r>
+        <w:rPr>
+          <w:rStyle w:val="10"/>
+          <w:rFonts w:hint="eastAsia"/>
+          <w:lang w:val="en-US" w:eastAsia="zh-CN"/>
+        </w:rPr>
+        <w:t>LoongLizzy@gmail.com</w:t>
+      </w:r>
+      <w:r>
+        <w:rPr>
+          <w:rFonts w:hint="eastAsia"/>
+          <w:lang w:val="en-US" w:eastAsia="zh-CN"/>
+        </w:rPr>
+        <w:fldChar w:fldCharType="end"/>
+      </w:r>
+    </w:p>
+    <w:p>
+      <w:pPr>
+        <w:rPr>
+          <w:rFonts w:hint="default"/>
+          <w:lang w:val="en-US" w:eastAsia="zh-CN"/>
+        </w:rPr>
+      </w:pPr>
+      <w:r>
+        <w:rPr>
+          <w:rFonts w:hint="eastAsia"/>
+          <w:lang w:val="en-US" w:eastAsia="zh-CN"/>
+        </w:rPr>
+        <w:t>LizzyLoong@github123</w:t>
+      </w:r>
+    </w:p>
+    <w:p>
+      <w:pPr>
+        <w:rPr>
+          <w:rFonts w:hint="default"/>
+          <w:lang w:val="en-US" w:eastAsia="zh-CN"/>
+        </w:rPr>
+      </w:pPr>
+      <w:r>
+        <w:rPr>
+          <w:rFonts w:hint="eastAsia"/>
+          <w:lang w:val="en-US" w:eastAsia="zh-CN"/>
+        </w:rPr>
+        <w:t>Github提供了10GBLFS存储空间和每月10GB月度流量配额</w:t>
+      </w:r>
+    </w:p>
+    <w:p>
+      <w:pPr>
+        <w:pStyle w:val="3"/>
         <w:bidi w:val="0"/>
         <w:rPr>
-          <w:rFonts w:hint="default"/>
-          <w:lang w:val="en-US" w:eastAsia="zh-CN"/>
-        </w:rPr>
-      </w:pPr>
-      <w:r>
-        <w:rPr>
-          <w:rFonts w:hint="eastAsia"/>
-          <w:lang w:val="en-US" w:eastAsia="zh-CN"/>
-        </w:rPr>
-        <w:t xml:space="preserve">Git config --global user.name </w:t>
-      </w:r>
-      <w:r>
-        <w:rPr>
-          <w:rFonts w:hint="default"/>
-          <w:lang w:val="en-US" w:eastAsia="zh-CN"/>
-        </w:rPr>
-        <w:t>“</w:t>
-      </w:r>
-      <w:r>
-        <w:rPr>
-          <w:rFonts w:hint="eastAsia"/>
-          <w:lang w:val="en-US" w:eastAsia="zh-CN"/>
-        </w:rPr>
-        <w:t>LaughTogether</w:t>
-      </w:r>
-      <w:r>
-        <w:rPr>
-          <w:rFonts w:hint="default"/>
-          <w:lang w:val="en-US" w:eastAsia="zh-CN"/>
-        </w:rPr>
-        <w:t>”</w:t>
-      </w:r>
-    </w:p>
-    <w:p>
-      <w:pPr>
+          <w:rFonts w:hint="eastAsia"/>
+          <w:lang w:val="en-US" w:eastAsia="zh-CN"/>
+        </w:rPr>
+      </w:pPr>
+      <w:bookmarkStart w:id="6" w:name="_Toc29060"/>
+      <w:r>
+        <w:rPr>
+          <w:rFonts w:hint="eastAsia"/>
+          <w:lang w:val="en-US" w:eastAsia="zh-CN"/>
+        </w:rPr>
+        <w:t>GitHubDesktop</w:t>
+      </w:r>
+      <w:bookmarkEnd w:id="6"/>
+    </w:p>
+    <w:p>
+      <w:pPr>
+        <w:rPr>
+          <w:rFonts w:hint="default"/>
+          <w:lang w:val="en-US" w:eastAsia="zh-CN"/>
+        </w:rPr>
+      </w:pPr>
+      <w:r>
+        <w:rPr>
+          <w:rFonts w:hint="eastAsia"/>
+          <w:lang w:val="en-US" w:eastAsia="zh-CN"/>
+        </w:rPr>
+        <w:t>下载GithubDesktop</w:t>
+      </w:r>
+    </w:p>
+    <w:p>
+      <w:pPr>
+        <w:rPr>
+          <w:rFonts w:hint="default"/>
+          <w:lang w:val="en-US" w:eastAsia="zh-CN"/>
+        </w:rPr>
+      </w:pPr>
+      <w:r>
+        <w:rPr>
+          <w:rFonts w:hint="eastAsia"/>
+          <w:lang w:val="en-US" w:eastAsia="zh-CN"/>
+        </w:rPr>
+        <w:t>在GithubDesktop上登陆账号</w:t>
+      </w:r>
+    </w:p>
+    <w:p>
+      <w:pPr>
+        <w:pStyle w:val="3"/>
         <w:bidi w:val="0"/>
         <w:rPr>
-          <w:rFonts w:hint="default"/>
-          <w:lang w:val="en-US" w:eastAsia="zh-CN"/>
-        </w:rPr>
-      </w:pPr>
-      <w:r>
-        <w:rPr>
-          <w:rFonts w:hint="eastAsia"/>
-          <w:lang w:val="en-US" w:eastAsia="zh-CN"/>
-        </w:rPr>
-        <w:t xml:space="preserve">Git config --global user.email </w:t>
-      </w:r>
-      <w:r>
-        <w:rPr>
-          <w:rFonts w:hint="default"/>
-          <w:lang w:val="en-US" w:eastAsia="zh-CN"/>
-        </w:rPr>
-        <w:t>“</w:t>
-      </w:r>
-      <w:r>
-        <w:rPr>
-          <w:rFonts w:hint="eastAsia"/>
-          <w:lang w:val="en-US" w:eastAsia="zh-CN"/>
-        </w:rPr>
-        <w:t>LoongLizzy@gmail.com</w:t>
-      </w:r>
-      <w:r>
-        <w:rPr>
-          <w:rFonts w:hint="default"/>
-          <w:lang w:val="en-US" w:eastAsia="zh-CN"/>
-        </w:rPr>
-        <w:t>”</w:t>
-      </w:r>
-    </w:p>
-    <w:p>
-      <w:pPr>
-        <w:pStyle w:val="2"/>
-        <w:bidi w:val="0"/>
-        <w:rPr>
-          <w:rFonts w:hint="eastAsia"/>
-          <w:lang w:val="en-US" w:eastAsia="zh-CN"/>
-        </w:rPr>
-      </w:pPr>
-      <w:r>
-        <w:rPr>
-          <w:rFonts w:hint="eastAsia"/>
-          <w:lang w:val="en-US" w:eastAsia="zh-CN"/>
-        </w:rPr>
-        <w:t>安装git lfs</w:t>
-      </w:r>
-    </w:p>
-    <w:p>
-      <w:pPr>
-        <w:rPr>
-          <w:rFonts w:hint="eastAsia"/>
-          <w:lang w:val="en-US" w:eastAsia="zh-CN"/>
-        </w:rPr>
-      </w:pPr>
-      <w:r>
-        <w:rPr>
-          <w:rFonts w:hint="eastAsia"/>
-          <w:lang w:val="en-US" w:eastAsia="zh-CN"/>
-        </w:rPr>
-        <w:fldChar w:fldCharType="begin"/>
-      </w:r>
-      <w:r>
-        <w:rPr>
-          <w:rFonts w:hint="eastAsia"/>
-          <w:lang w:val="en-US" w:eastAsia="zh-CN"/>
-        </w:rPr>
-        <w:instrText xml:space="preserve"> HYPERLINK "https://git-lfs.com/" </w:instrText>
-      </w:r>
-      <w:r>
-        <w:rPr>
-          <w:rFonts w:hint="eastAsia"/>
-          <w:lang w:val="en-US" w:eastAsia="zh-CN"/>
-        </w:rPr>
-        <w:fldChar w:fldCharType="separate"/>
-      </w:r>
-      <w:r>
-        <w:rPr>
-          <w:rStyle w:val="6"/>
-          <w:rFonts w:hint="eastAsia"/>
-          <w:lang w:val="en-US" w:eastAsia="zh-CN"/>
-        </w:rPr>
-        <w:t>https://git-lfs.com/</w:t>
-      </w:r>
-      <w:r>
-        <w:rPr>
-          <w:rFonts w:hint="eastAsia"/>
-          <w:lang w:val="en-US" w:eastAsia="zh-CN"/>
-        </w:rPr>
-        <w:fldChar w:fldCharType="end"/>
-      </w:r>
-    </w:p>
-    <w:p>
-      <w:pPr>
-        <w:rPr>
-          <w:rFonts w:hint="eastAsia"/>
-          <w:lang w:val="en-US" w:eastAsia="zh-CN"/>
-        </w:rPr>
-      </w:pPr>
-      <w:r>
-        <w:rPr>
-          <w:rFonts w:hint="eastAsia"/>
-          <w:lang w:val="en-US" w:eastAsia="zh-CN"/>
-        </w:rPr>
-        <w:t>安装完后，打开GitBash，输入命令git lfs install</w:t>
-      </w:r>
-    </w:p>
-    <w:p>
-      <w:pPr>
-        <w:pStyle w:val="2"/>
-        <w:bidi w:val="0"/>
-        <w:rPr>
-          <w:rFonts w:hint="default"/>
-          <w:lang w:val="en-US" w:eastAsia="zh-CN"/>
-        </w:rPr>
-      </w:pPr>
-      <w:r>
-        <w:rPr>
-          <w:rFonts w:hint="eastAsia"/>
-          <w:lang w:val="en-US" w:eastAsia="zh-CN"/>
-        </w:rPr>
-        <w:t>GitHub</w:t>
-      </w:r>
-    </w:p>
-    <w:p>
-      <w:pPr>
-        <w:rPr>
-          <w:rFonts w:hint="eastAsia"/>
-          <w:lang w:val="en-US" w:eastAsia="zh-CN"/>
-        </w:rPr>
-      </w:pPr>
-      <w:r>
-        <w:rPr>
-          <w:rFonts w:hint="eastAsia"/>
-          <w:lang w:val="en-US" w:eastAsia="zh-CN"/>
-        </w:rPr>
-        <w:t>注册github账号</w:t>
-      </w:r>
-    </w:p>
-    <w:p>
-      <w:pPr>
-        <w:rPr>
-          <w:rFonts w:hint="default"/>
-          <w:lang w:val="en-US" w:eastAsia="zh-CN"/>
-        </w:rPr>
-      </w:pPr>
-      <w:r>
-        <w:rPr>
-          <w:rFonts w:hint="eastAsia"/>
-          <w:lang w:val="en-US" w:eastAsia="zh-CN"/>
-        </w:rPr>
-        <w:t>我已经有个人账号了，所以注册一个属于企业的个人账号，并将账号登录至10875设备上</w:t>
-      </w:r>
-    </w:p>
-    <w:p>
-      <w:pPr>
-        <w:rPr>
-          <w:rFonts w:hint="eastAsia"/>
-          <w:lang w:val="en-US" w:eastAsia="zh-CN"/>
-        </w:rPr>
-      </w:pPr>
-      <w:r>
-        <w:rPr>
-          <w:rFonts w:hint="eastAsia"/>
-          <w:lang w:val="en-US" w:eastAsia="zh-CN"/>
-        </w:rPr>
-        <w:t>账号：</w:t>
-      </w:r>
-    </w:p>
-    <w:p>
-      <w:pPr>
-        <w:rPr>
-          <w:rFonts w:hint="eastAsia"/>
-          <w:lang w:val="en-US" w:eastAsia="zh-CN"/>
-        </w:rPr>
-      </w:pPr>
-      <w:r>
-        <w:rPr>
-          <w:rFonts w:hint="eastAsia"/>
-          <w:lang w:val="en-US" w:eastAsia="zh-CN"/>
-        </w:rPr>
-        <w:fldChar w:fldCharType="begin"/>
-      </w:r>
-      <w:r>
-        <w:rPr>
-          <w:rFonts w:hint="eastAsia"/>
-          <w:lang w:val="en-US" w:eastAsia="zh-CN"/>
-        </w:rPr>
-        <w:instrText xml:space="preserve"> HYPERLINK "mailto:LoongLizzy@gmail.com" </w:instrText>
-      </w:r>
-      <w:r>
-        <w:rPr>
-          <w:rFonts w:hint="eastAsia"/>
-          <w:lang w:val="en-US" w:eastAsia="zh-CN"/>
-        </w:rPr>
-        <w:fldChar w:fldCharType="separate"/>
-      </w:r>
-      <w:r>
-        <w:rPr>
-          <w:rStyle w:val="5"/>
-          <w:rFonts w:hint="eastAsia"/>
-          <w:lang w:val="en-US" w:eastAsia="zh-CN"/>
-        </w:rPr>
-        <w:t>LoongLizzy@gmail.com</w:t>
-      </w:r>
-      <w:r>
-        <w:rPr>
-          <w:rFonts w:hint="eastAsia"/>
-          <w:lang w:val="en-US" w:eastAsia="zh-CN"/>
-        </w:rPr>
-        <w:fldChar w:fldCharType="end"/>
-      </w:r>
-    </w:p>
-    <w:p>
-      <w:pPr>
-        <w:rPr>
-          <w:rFonts w:hint="default"/>
-          <w:lang w:val="en-US" w:eastAsia="zh-CN"/>
-        </w:rPr>
-      </w:pPr>
-      <w:r>
-        <w:rPr>
-          <w:rFonts w:hint="eastAsia"/>
-          <w:lang w:val="en-US" w:eastAsia="zh-CN"/>
-        </w:rPr>
-        <w:t>LizzyLoong@github123</w:t>
-      </w:r>
-    </w:p>
-    <w:p>
-      <w:pPr>
-        <w:rPr>
-          <w:rFonts w:hint="default"/>
-          <w:lang w:val="en-US" w:eastAsia="zh-CN"/>
-        </w:rPr>
-      </w:pPr>
-      <w:r>
-        <w:rPr>
-          <w:rFonts w:hint="eastAsia"/>
-          <w:lang w:val="en-US" w:eastAsia="zh-CN"/>
-        </w:rPr>
-        <w:t>Github提供了10GBLFS存储空间和每月10GB月度流量配额</w:t>
-      </w:r>
-    </w:p>
-    <w:p>
-      <w:pPr>
-        <w:pStyle w:val="2"/>
-        <w:bidi w:val="0"/>
-        <w:rPr>
-          <w:rFonts w:hint="eastAsia"/>
-          <w:lang w:val="en-US" w:eastAsia="zh-CN"/>
-        </w:rPr>
-      </w:pPr>
-      <w:r>
-        <w:rPr>
-          <w:rFonts w:hint="eastAsia"/>
-          <w:lang w:val="en-US" w:eastAsia="zh-CN"/>
-        </w:rPr>
-        <w:t>GitHubDesktop</w:t>
-      </w:r>
-    </w:p>
-    <w:p>
-      <w:pPr>
-        <w:rPr>
-          <w:rFonts w:hint="default"/>
-          <w:lang w:val="en-US" w:eastAsia="zh-CN"/>
-        </w:rPr>
-      </w:pPr>
-      <w:r>
-        <w:rPr>
-          <w:rFonts w:hint="eastAsia"/>
-          <w:lang w:val="en-US" w:eastAsia="zh-CN"/>
-        </w:rPr>
-        <w:t>下载GithubDesktop</w:t>
-      </w:r>
-    </w:p>
-    <w:p>
-      <w:pPr>
-        <w:rPr>
-          <w:rFonts w:hint="default"/>
-          <w:lang w:val="en-US" w:eastAsia="zh-CN"/>
-        </w:rPr>
-      </w:pPr>
-      <w:r>
-        <w:rPr>
-          <w:rFonts w:hint="eastAsia"/>
-          <w:lang w:val="en-US" w:eastAsia="zh-CN"/>
-        </w:rPr>
-        <w:t>在GithubDesktop上登陆账号</w:t>
-      </w:r>
-    </w:p>
-    <w:p>
-      <w:pPr>
-        <w:pStyle w:val="2"/>
-        <w:bidi w:val="0"/>
-        <w:rPr>
-          <w:rFonts w:hint="eastAsia"/>
-          <w:lang w:val="en-US" w:eastAsia="zh-CN"/>
-        </w:rPr>
-      </w:pPr>
-      <w:r>
-        <w:rPr>
-          <w:rFonts w:hint="eastAsia"/>
-          <w:lang w:val="en-US" w:eastAsia="zh-CN"/>
-        </w:rPr>
-        <w:t>准备就绪</w:t>
-      </w:r>
+          <w:rFonts w:hint="eastAsia"/>
+          <w:lang w:val="en-US" w:eastAsia="zh-CN"/>
+        </w:rPr>
+      </w:pPr>
+      <w:bookmarkStart w:id="7" w:name="_Toc1983"/>
+      <w:r>
+        <w:rPr>
+          <w:rFonts w:hint="eastAsia"/>
+          <w:lang w:val="en-US" w:eastAsia="zh-CN"/>
+        </w:rPr>
+        <w:t>UE本地Git仓库</w:t>
+      </w:r>
+      <w:bookmarkEnd w:id="7"/>
     </w:p>
     <w:p>
       <w:pPr>
@@ -645,7 +2348,7 @@
                     </pic:cNvPicPr>
                   </pic:nvPicPr>
                   <pic:blipFill>
-                    <a:blip r:embed="rId4"/>
+                    <a:blip r:embed="rId5"/>
                     <a:stretch>
                       <a:fillRect/>
                     </a:stretch>
@@ -726,7 +2429,7 @@
                     </pic:cNvPicPr>
                   </pic:nvPicPr>
                   <pic:blipFill>
-                    <a:blip r:embed="rId5"/>
+                    <a:blip r:embed="rId6"/>
                     <a:stretch>
                       <a:fillRect/>
                     </a:stretch>
@@ -768,20 +2471,22 @@
     </w:p>
     <w:p>
       <w:pPr>
-        <w:pStyle w:val="2"/>
+        <w:pStyle w:val="3"/>
         <w:bidi w:val="0"/>
         <w:rPr>
           <w:rFonts w:hint="default"/>
           <w:lang w:val="en-US" w:eastAsia="zh-CN"/>
         </w:rPr>
       </w:pPr>
-      <w:r>
-        <w:rPr>
-          <w:rFonts w:hint="eastAsia"/>
-          <w:lang w:val="en-US" w:eastAsia="zh-CN"/>
-        </w:rPr>
-        <w:t>Github连接到UE</w:t>
-      </w:r>
+      <w:bookmarkStart w:id="8" w:name="_Toc10825"/>
+      <w:r>
+        <w:rPr>
+          <w:rFonts w:hint="eastAsia"/>
+          <w:lang w:val="en-US" w:eastAsia="zh-CN"/>
+        </w:rPr>
+        <w:t>Github连接到本地的UE仓库</w:t>
+      </w:r>
+      <w:bookmarkEnd w:id="8"/>
     </w:p>
     <w:p>
       <w:pPr>
@@ -818,7 +2523,7 @@
                     </pic:cNvPicPr>
                   </pic:nvPicPr>
                   <pic:blipFill>
-                    <a:blip r:embed="rId6"/>
+                    <a:blip r:embed="rId7"/>
                     <a:stretch>
                       <a:fillRect/>
                     </a:stretch>
@@ -885,7 +2590,7 @@
                     </pic:cNvPicPr>
                   </pic:nvPicPr>
                   <pic:blipFill>
-                    <a:blip r:embed="rId7"/>
+                    <a:blip r:embed="rId8"/>
                     <a:stretch>
                       <a:fillRect/>
                     </a:stretch>
@@ -960,7 +2665,7 @@
                     </pic:cNvPicPr>
                   </pic:nvPicPr>
                   <pic:blipFill>
-                    <a:blip r:embed="rId8"/>
+                    <a:blip r:embed="rId9"/>
                     <a:stretch>
                       <a:fillRect/>
                     </a:stretch>
@@ -1003,7 +2708,7 @@
                     </pic:cNvPicPr>
                   </pic:nvPicPr>
                   <pic:blipFill>
-                    <a:blip r:embed="rId9"/>
+                    <a:blip r:embed="rId10"/>
                     <a:stretch>
                       <a:fillRect/>
                     </a:stretch>
@@ -1093,7 +2798,7 @@
                     </pic:cNvPicPr>
                   </pic:nvPicPr>
                   <pic:blipFill>
-                    <a:blip r:embed="rId10"/>
+                    <a:blip r:embed="rId11"/>
                     <a:stretch>
                       <a:fillRect/>
                     </a:stretch>
@@ -1213,11 +2918,32 @@
       <w:pPr>
         <w:pStyle w:val="2"/>
         <w:bidi w:val="0"/>
-        <w:rPr>
-          <w:rFonts w:hint="eastAsia"/>
-          <w:lang w:val="en-US" w:eastAsia="zh-CN"/>
-        </w:rPr>
-      </w:pPr>
+        <w:jc w:val="center"/>
+        <w:rPr>
+          <w:rFonts w:hint="default"/>
+          <w:lang w:val="en-US" w:eastAsia="zh-CN"/>
+        </w:rPr>
+      </w:pPr>
+      <w:bookmarkStart w:id="9" w:name="_Toc8106"/>
+      <w:r>
+        <w:rPr>
+          <w:rFonts w:hint="eastAsia"/>
+          <w:lang w:val="en-US" w:eastAsia="zh-CN"/>
+        </w:rPr>
+        <w:t>多人协作部分</w:t>
+      </w:r>
+      <w:bookmarkEnd w:id="9"/>
+    </w:p>
+    <w:p>
+      <w:pPr>
+        <w:pStyle w:val="3"/>
+        <w:bidi w:val="0"/>
+        <w:rPr>
+          <w:rFonts w:hint="eastAsia"/>
+          <w:lang w:val="en-US" w:eastAsia="zh-CN"/>
+        </w:rPr>
+      </w:pPr>
+      <w:bookmarkStart w:id="10" w:name="_Toc17020"/>
       <w:r>
         <w:rPr>
           <w:rFonts w:hint="eastAsia"/>
@@ -1225,6 +2951,7 @@
         </w:rPr>
         <w:t>邀请团队成员</w:t>
       </w:r>
+      <w:bookmarkEnd w:id="10"/>
     </w:p>
     <w:p>
       <w:pPr>
@@ -1288,21 +3015,14 @@
     </w:p>
     <w:p>
       <w:pPr>
-        <w:rPr>
-          <w:rFonts w:hint="default"/>
-          <w:lang w:val="en-US" w:eastAsia="zh-CN"/>
-        </w:rPr>
-      </w:pPr>
-    </w:p>
-    <w:p>
-      <w:pPr>
-        <w:pStyle w:val="2"/>
+        <w:pStyle w:val="3"/>
         <w:bidi w:val="0"/>
         <w:rPr>
           <w:rFonts w:hint="default"/>
           <w:lang w:val="en-US" w:eastAsia="zh-CN"/>
         </w:rPr>
       </w:pPr>
+      <w:bookmarkStart w:id="11" w:name="_Toc17235"/>
       <w:r>
         <w:rPr>
           <w:rFonts w:hint="default"/>
@@ -1310,6 +3030,7 @@
         </w:rPr>
         <w:t>虚幻工程专用配置</w:t>
       </w:r>
+      <w:bookmarkEnd w:id="11"/>
     </w:p>
     <w:p>
       <w:pPr>
@@ -1348,7 +3069,7 @@
       </w:r>
       <w:r>
         <w:rPr>
-          <w:rStyle w:val="6"/>
+          <w:rStyle w:val="11"/>
           <w:rFonts w:hint="default"/>
           <w:lang w:val="en-US" w:eastAsia="zh-CN"/>
         </w:rPr>
@@ -1399,7 +3120,7 @@
       </w:r>
       <w:r>
         <w:rPr>
-          <w:rStyle w:val="6"/>
+          <w:rStyle w:val="11"/>
           <w:rFonts w:hint="default"/>
           <w:lang w:val="en-US" w:eastAsia="zh-CN"/>
         </w:rPr>
@@ -1507,7 +3228,7 @@
                     </pic:cNvPicPr>
                   </pic:nvPicPr>
                   <pic:blipFill>
-                    <a:blip r:embed="rId11"/>
+                    <a:blip r:embed="rId12"/>
                     <a:stretch>
                       <a:fillRect/>
                     </a:stretch>
@@ -1587,13 +3308,14 @@
     </w:p>
     <w:p>
       <w:pPr>
-        <w:pStyle w:val="2"/>
+        <w:pStyle w:val="3"/>
         <w:bidi w:val="0"/>
         <w:rPr>
           <w:rFonts w:hint="eastAsia"/>
           <w:lang w:val="en-US" w:eastAsia="zh-CN"/>
         </w:rPr>
       </w:pPr>
+      <w:bookmarkStart w:id="12" w:name="_Toc28249"/>
       <w:r>
         <w:rPr>
           <w:rFonts w:hint="eastAsia"/>
@@ -1601,6 +3323,7 @@
         </w:rPr>
         <w:t>日常工作流程</w:t>
       </w:r>
+      <w:bookmarkEnd w:id="12"/>
     </w:p>
     <w:p>
       <w:pPr>
@@ -1705,7 +3428,7 @@
                     </pic:cNvPicPr>
                   </pic:nvPicPr>
                   <pic:blipFill>
-                    <a:blip r:embed="rId12"/>
+                    <a:blip r:embed="rId13"/>
                     <a:stretch>
                       <a:fillRect/>
                     </a:stretch>
@@ -1795,7 +3518,7 @@
                     </pic:cNvPicPr>
                   </pic:nvPicPr>
                   <pic:blipFill>
-                    <a:blip r:embed="rId13"/>
+                    <a:blip r:embed="rId14"/>
                     <a:stretch>
                       <a:fillRect/>
                     </a:stretch>
@@ -1898,13 +3621,14 @@
     </w:p>
     <w:p>
       <w:pPr>
-        <w:pStyle w:val="2"/>
+        <w:pStyle w:val="3"/>
         <w:bidi w:val="0"/>
         <w:rPr>
           <w:rFonts w:hint="eastAsia"/>
           <w:lang w:val="en-US" w:eastAsia="zh-CN"/>
         </w:rPr>
       </w:pPr>
+      <w:bookmarkStart w:id="13" w:name="_Toc26704"/>
       <w:r>
         <w:rPr>
           <w:rFonts w:hint="eastAsia"/>
@@ -1912,6 +3636,7 @@
         </w:rPr>
         <w:t>团队协作</w:t>
       </w:r>
+      <w:bookmarkEnd w:id="13"/>
     </w:p>
     <w:p>
       <w:pPr>
@@ -2058,13 +3783,14 @@
     </w:p>
     <w:p>
       <w:pPr>
-        <w:pStyle w:val="2"/>
+        <w:pStyle w:val="3"/>
         <w:bidi w:val="0"/>
         <w:rPr>
           <w:rFonts w:hint="eastAsia"/>
           <w:lang w:val="en-US" w:eastAsia="zh-CN"/>
         </w:rPr>
       </w:pPr>
+      <w:bookmarkStart w:id="14" w:name="_Toc15938"/>
       <w:r>
         <w:rPr>
           <w:rFonts w:hint="eastAsia"/>
@@ -2072,6 +3798,7 @@
         </w:rPr>
         <w:t>Git插件</w:t>
       </w:r>
+      <w:bookmarkEnd w:id="14"/>
     </w:p>
     <w:p>
       <w:pPr>
@@ -2110,7 +3837,7 @@
       </w:r>
       <w:r>
         <w:rPr>
-          <w:rStyle w:val="5"/>
+          <w:rStyle w:val="10"/>
           <w:rFonts w:hint="default"/>
           <w:lang w:val="en-US" w:eastAsia="zh-CN"/>
         </w:rPr>
@@ -2267,7 +3994,7 @@
                     </pic:cNvPicPr>
                   </pic:nvPicPr>
                   <pic:blipFill>
-                    <a:blip r:embed="rId14"/>
+                    <a:blip r:embed="rId15"/>
                     <a:stretch>
                       <a:fillRect/>
                     </a:stretch>
@@ -2359,7 +4086,7 @@
                     </pic:cNvPicPr>
                   </pic:nvPicPr>
                   <pic:blipFill>
-                    <a:blip r:embed="rId15"/>
+                    <a:blip r:embed="rId16"/>
                     <a:stretch>
                       <a:fillRect/>
                     </a:stretch>
@@ -2474,7 +4201,7 @@
       </w:r>
       <w:r>
         <w:rPr>
-          <w:rStyle w:val="6"/>
+          <w:rStyle w:val="11"/>
           <w:rFonts w:hint="default"/>
           <w:lang w:val="en-US" w:eastAsia="zh-CN"/>
         </w:rPr>
@@ -2520,13 +4247,14 @@
     </w:p>
     <w:p>
       <w:pPr>
-        <w:pStyle w:val="2"/>
+        <w:pStyle w:val="3"/>
         <w:bidi w:val="0"/>
         <w:rPr>
           <w:rFonts w:hint="eastAsia"/>
           <w:lang w:val="en-US" w:eastAsia="zh-CN"/>
         </w:rPr>
       </w:pPr>
+      <w:bookmarkStart w:id="15" w:name="_Toc4634"/>
       <w:r>
         <w:rPr>
           <w:rFonts w:hint="eastAsia"/>
@@ -2534,6 +4262,7 @@
         </w:rPr>
         <w:t>测试文件锁定功能</w:t>
       </w:r>
+      <w:bookmarkEnd w:id="15"/>
     </w:p>
     <w:p>
       <w:pPr>
@@ -2642,13 +4371,14 @@
     </w:p>
     <w:p>
       <w:pPr>
-        <w:pStyle w:val="2"/>
+        <w:pStyle w:val="3"/>
         <w:bidi w:val="0"/>
         <w:rPr>
           <w:rFonts w:hint="eastAsia"/>
           <w:lang w:val="en-US" w:eastAsia="zh-CN"/>
         </w:rPr>
       </w:pPr>
+      <w:bookmarkStart w:id="16" w:name="_Toc29180"/>
       <w:r>
         <w:rPr>
           <w:rFonts w:hint="eastAsia"/>
@@ -2656,6 +4386,7 @@
         </w:rPr>
         <w:t>分支</w:t>
       </w:r>
+      <w:bookmarkEnd w:id="16"/>
     </w:p>
     <w:p>
       <w:pPr>
@@ -2722,7 +4453,7 @@
                     </pic:cNvPicPr>
                   </pic:nvPicPr>
                   <pic:blipFill>
-                    <a:blip r:embed="rId16"/>
+                    <a:blip r:embed="rId17"/>
                     <a:stretch>
                       <a:fillRect/>
                     </a:stretch>
@@ -2788,13 +4519,14 @@
     </w:p>
     <w:p>
       <w:pPr>
-        <w:pStyle w:val="2"/>
+        <w:pStyle w:val="3"/>
         <w:bidi w:val="0"/>
         <w:rPr>
           <w:rFonts w:hint="default"/>
           <w:lang w:val="en-US" w:eastAsia="zh-CN"/>
         </w:rPr>
       </w:pPr>
+      <w:bookmarkStart w:id="17" w:name="_Toc27332"/>
       <w:r>
         <w:rPr>
           <w:rFonts w:hint="eastAsia"/>
@@ -2802,6 +4534,7 @@
         </w:rPr>
         <w:t>新的合作人员</w:t>
       </w:r>
+      <w:bookmarkEnd w:id="17"/>
     </w:p>
     <w:p>
       <w:pPr>
@@ -2927,7 +4660,7 @@
                     </pic:cNvPicPr>
                   </pic:nvPicPr>
                   <pic:blipFill>
-                    <a:blip r:embed="rId17"/>
+                    <a:blip r:embed="rId18"/>
                     <a:stretch>
                       <a:fillRect/>
                     </a:stretch>
@@ -3031,7 +4764,7 @@
                     </pic:cNvPicPr>
                   </pic:nvPicPr>
                   <pic:blipFill>
-                    <a:blip r:embed="rId18"/>
+                    <a:blip r:embed="rId19"/>
                     <a:stretch>
                       <a:fillRect/>
                     </a:stretch>
@@ -3226,152 +4959,366 @@
     </w:p>
     <w:p>
       <w:pPr>
+        <w:pStyle w:val="3"/>
+        <w:bidi w:val="0"/>
+        <w:rPr>
+          <w:rFonts w:hint="eastAsia"/>
+          <w:lang w:val="en-US" w:eastAsia="zh-CN"/>
+        </w:rPr>
+      </w:pPr>
+      <w:bookmarkStart w:id="18" w:name="_Toc30479"/>
+      <w:r>
+        <w:rPr>
+          <w:rFonts w:hint="eastAsia"/>
+          <w:lang w:val="en-US" w:eastAsia="zh-CN"/>
+        </w:rPr>
+        <w:t>锁文件功能测试</w:t>
+      </w:r>
+      <w:bookmarkEnd w:id="18"/>
+    </w:p>
+    <w:p>
+      <w:pPr>
+        <w:rPr>
+          <w:rFonts w:hint="eastAsia"/>
+          <w:lang w:val="en-US" w:eastAsia="zh-CN"/>
+        </w:rPr>
+      </w:pPr>
+      <w:r>
+        <w:rPr>
+          <w:rFonts w:hint="eastAsia"/>
+          <w:lang w:val="en-US" w:eastAsia="zh-CN"/>
+        </w:rPr>
+        <w:t>当我在Lizzy这里打开一个蓝图时，即使没有改动，就一个Ctrl S，也会触发签出，然后锁文件。</w:t>
+      </w:r>
+    </w:p>
+    <w:p>
+      <w:pPr>
+        <w:rPr>
+          <w:rFonts w:hint="default"/>
+          <w:lang w:val="en-US" w:eastAsia="zh-CN"/>
+        </w:rPr>
+      </w:pPr>
+      <w:r>
+        <w:rPr>
+          <w:rFonts w:hint="eastAsia"/>
+          <w:lang w:val="en-US" w:eastAsia="zh-CN"/>
+        </w:rPr>
+        <w:t>这一瞬间，在Tongle那边是没有反映的。可以点击版本控制选择“查看变更”来刷新。但实际基本都是实时的。</w:t>
+      </w:r>
+    </w:p>
+    <w:p>
+      <w:pPr>
+        <w:rPr>
+          <w:rFonts w:hint="eastAsia"/>
+          <w:lang w:val="en-US" w:eastAsia="zh-CN"/>
+        </w:rPr>
+      </w:pPr>
+      <w:r>
+        <w:rPr>
+          <w:rFonts w:hint="eastAsia"/>
+          <w:lang w:val="en-US" w:eastAsia="zh-CN"/>
+        </w:rPr>
+        <w:t>此时在Tongle这里能打开这个蓝图，但是保存的时候有警告。</w:t>
+      </w:r>
+    </w:p>
+    <w:p>
+      <w:pPr>
+        <w:rPr>
+          <w:rFonts w:hint="eastAsia"/>
+          <w:lang w:val="en-US" w:eastAsia="zh-CN"/>
+        </w:rPr>
+      </w:pPr>
+      <w:r>
+        <w:rPr>
+          <w:rFonts w:hint="eastAsia"/>
+          <w:lang w:val="en-US" w:eastAsia="zh-CN"/>
+        </w:rPr>
+        <w:t>然后签入一下。</w:t>
+      </w:r>
+    </w:p>
+    <w:p>
+      <w:pPr>
+        <w:rPr>
+          <w:rFonts w:hint="eastAsia"/>
+          <w:lang w:val="en-US" w:eastAsia="zh-CN"/>
+        </w:rPr>
+      </w:pPr>
+      <w:r>
+        <w:rPr>
+          <w:rFonts w:hint="eastAsia"/>
+          <w:lang w:val="en-US" w:eastAsia="zh-CN"/>
+        </w:rPr>
+        <w:t>如果版本控制菜单中能选择“签出已修改文件”，就选它。否则的话，就右键选择这个签出的蓝图文件，选择“版本控制--检入”也是签入的意思。</w:t>
+      </w:r>
+    </w:p>
+    <w:p>
+      <w:pPr>
+        <w:rPr>
+          <w:rFonts w:hint="default" w:eastAsiaTheme="minorEastAsia"/>
+          <w:lang w:val="en-US" w:eastAsia="zh-CN"/>
+        </w:rPr>
+      </w:pPr>
+      <w:r>
+        <w:rPr>
+          <w:rFonts w:hint="eastAsia"/>
+          <w:lang w:val="en-US" w:eastAsia="zh-CN"/>
+        </w:rPr>
+        <w:t>然后在Lizzy这边蓝图没有标记了，但是在Tongle这边，这个蓝图会显示黄色的向下箭头，表示远程仓库有更新版本。只需要打开版本控制菜单，里面有Pull选项，就能下载最新版本消除警告，还能确保我们始终基于最新文件工作。</w:t>
+      </w:r>
+    </w:p>
+    <w:p/>
+    <w:p>
+      <w:pPr>
+        <w:rPr>
+          <w:rFonts w:hint="eastAsia"/>
+          <w:lang w:val="en-US" w:eastAsia="zh-CN"/>
+        </w:rPr>
+      </w:pPr>
+      <w:r>
+        <w:rPr>
+          <w:rFonts w:hint="eastAsia"/>
+          <w:lang w:val="en-US" w:eastAsia="zh-CN"/>
+        </w:rPr>
+        <w:t>测试完美，Lizzy给蓝图中定义的新变量也在Tongle这边实现了</w:t>
+      </w:r>
+    </w:p>
+    <w:p>
+      <w:pPr>
+        <w:rPr>
+          <w:rFonts w:hint="eastAsia"/>
+          <w:lang w:val="en-US" w:eastAsia="zh-CN"/>
+        </w:rPr>
+      </w:pPr>
+    </w:p>
+    <w:p>
+      <w:pPr>
+        <w:rPr>
+          <w:rFonts w:hint="eastAsia"/>
+          <w:lang w:val="en-US" w:eastAsia="zh-CN"/>
+        </w:rPr>
+      </w:pPr>
+    </w:p>
+    <w:p>
+      <w:pPr>
+        <w:rPr>
+          <w:rFonts w:hint="eastAsia"/>
+          <w:lang w:val="en-US" w:eastAsia="zh-CN"/>
+        </w:rPr>
+      </w:pPr>
+      <w:r>
+        <w:rPr>
+          <w:rFonts w:hint="eastAsia"/>
+          <w:lang w:val="en-US" w:eastAsia="zh-CN"/>
+        </w:rPr>
+        <w:br w:type="page"/>
+      </w:r>
+    </w:p>
+    <w:p>
+      <w:pPr>
         <w:pStyle w:val="2"/>
         <w:bidi w:val="0"/>
-        <w:rPr>
-          <w:rFonts w:hint="eastAsia"/>
-          <w:lang w:val="en-US" w:eastAsia="zh-CN"/>
-        </w:rPr>
-      </w:pPr>
-      <w:r>
-        <w:rPr>
-          <w:rFonts w:hint="eastAsia"/>
-          <w:lang w:val="en-US" w:eastAsia="zh-CN"/>
-        </w:rPr>
-        <w:t>锁文件功能测试</w:t>
-      </w:r>
-    </w:p>
-    <w:p>
-      <w:pPr>
-        <w:rPr>
-          <w:rFonts w:hint="eastAsia"/>
-          <w:lang w:val="en-US" w:eastAsia="zh-CN"/>
-        </w:rPr>
-      </w:pPr>
-      <w:r>
-        <w:rPr>
-          <w:rFonts w:hint="eastAsia"/>
-          <w:lang w:val="en-US" w:eastAsia="zh-CN"/>
-        </w:rPr>
-        <w:t>当我在Lizzy这里打开一个蓝图时，即使没有改动，就一个Ctrl S，也会触发签出，然后锁文件。</w:t>
-      </w:r>
-    </w:p>
-    <w:p>
-      <w:pPr>
-        <w:rPr>
-          <w:rFonts w:hint="default"/>
-          <w:lang w:val="en-US" w:eastAsia="zh-CN"/>
-        </w:rPr>
-      </w:pPr>
-      <w:r>
-        <w:rPr>
-          <w:rFonts w:hint="eastAsia"/>
-          <w:lang w:val="en-US" w:eastAsia="zh-CN"/>
-        </w:rPr>
-        <w:t>这一瞬间，在Tongle那边是没有反映的。可以点击版本控制选择“查看变更”来刷新。但实际基本都是实时的。</w:t>
-      </w:r>
-    </w:p>
-    <w:p>
-      <w:pPr>
-        <w:rPr>
-          <w:rFonts w:hint="eastAsia"/>
-          <w:lang w:val="en-US" w:eastAsia="zh-CN"/>
-        </w:rPr>
-      </w:pPr>
-      <w:r>
-        <w:rPr>
-          <w:rFonts w:hint="eastAsia"/>
-          <w:lang w:val="en-US" w:eastAsia="zh-CN"/>
-        </w:rPr>
-        <w:t>此时在Tongle这里能打开这个蓝图，但是保存的时候有警告。</w:t>
-      </w:r>
-    </w:p>
-    <w:p>
-      <w:pPr>
-        <w:rPr>
-          <w:rFonts w:hint="eastAsia"/>
-          <w:lang w:val="en-US" w:eastAsia="zh-CN"/>
-        </w:rPr>
-      </w:pPr>
-      <w:r>
-        <w:rPr>
-          <w:rFonts w:hint="eastAsia"/>
-          <w:lang w:val="en-US" w:eastAsia="zh-CN"/>
-        </w:rPr>
-        <w:t>然后签入一下。</w:t>
-      </w:r>
-    </w:p>
-    <w:p>
-      <w:pPr>
-        <w:rPr>
-          <w:rFonts w:hint="eastAsia"/>
-          <w:lang w:val="en-US" w:eastAsia="zh-CN"/>
-        </w:rPr>
-      </w:pPr>
-      <w:r>
-        <w:rPr>
-          <w:rFonts w:hint="eastAsia"/>
-          <w:lang w:val="en-US" w:eastAsia="zh-CN"/>
-        </w:rPr>
-        <w:t>如果版本控制菜单中能选择“签出已修改文件”，就选它。否则的话，就右键选择这个签出的蓝图文件，选择“版本控制--检入”也是签入的意思。</w:t>
-      </w:r>
-    </w:p>
-    <w:p>
-      <w:pPr>
-        <w:rPr>
-          <w:rFonts w:hint="default"/>
-          <w:lang w:val="en-US" w:eastAsia="zh-CN"/>
-        </w:rPr>
-      </w:pPr>
-      <w:r>
-        <w:rPr>
-          <w:rFonts w:hint="eastAsia"/>
-          <w:lang w:val="en-US" w:eastAsia="zh-CN"/>
-        </w:rPr>
-        <w:t>然后在Lizzy这边蓝图没有标记了，但是在Tongle这边，这个蓝图会显示黄色的向下箭头，表示远程仓库有更新版本。只需要打开版本控制菜单，里面有Pull选项，就能下载最新版本消除警告，还能确保我们始终基于最新文件工作。</w:t>
-      </w:r>
-    </w:p>
-    <w:p>
-      <w:pPr>
-        <w:rPr>
-          <w:rFonts w:hint="default" w:eastAsiaTheme="minorEastAsia"/>
-          <w:lang w:val="en-US" w:eastAsia="zh-CN"/>
-        </w:rPr>
-      </w:pPr>
-    </w:p>
-    <w:p/>
-    <w:p>
-      <w:pPr>
-        <w:rPr>
-          <w:rFonts w:hint="default"/>
-          <w:lang w:val="en-US" w:eastAsia="zh-CN"/>
-        </w:rPr>
-      </w:pPr>
-      <w:r>
-        <w:rPr>
-          <w:rFonts w:hint="eastAsia"/>
-          <w:lang w:val="en-US" w:eastAsia="zh-CN"/>
-        </w:rPr>
-        <w:t>测试完美，Lizzy给蓝图中定义的新变量也在Tongle这边</w:t>
-      </w:r>
-      <w:bookmarkStart w:id="0" w:name="_GoBack"/>
-      <w:bookmarkEnd w:id="0"/>
-      <w:r>
-        <w:rPr>
-          <w:rFonts w:hint="eastAsia"/>
-          <w:lang w:val="en-US" w:eastAsia="zh-CN"/>
-        </w:rPr>
-        <w:t>实现了</w:t>
+        <w:jc w:val="center"/>
+        <w:rPr>
+          <w:rFonts w:hint="default"/>
+          <w:lang w:val="en-US" w:eastAsia="zh-CN"/>
+        </w:rPr>
+      </w:pPr>
+      <w:bookmarkStart w:id="19" w:name="_Toc28279"/>
+      <w:r>
+        <w:rPr>
+          <w:rFonts w:hint="eastAsia"/>
+          <w:lang w:val="en-US" w:eastAsia="zh-CN"/>
+        </w:rPr>
+        <w:t>对于新项目的初始化</w:t>
+      </w:r>
+      <w:bookmarkEnd w:id="19"/>
+    </w:p>
+    <w:p>
+      <w:pPr>
+        <w:rPr>
+          <w:rFonts w:hint="default"/>
+          <w:lang w:val="en-US" w:eastAsia="zh-CN"/>
+        </w:rPr>
+      </w:pPr>
+      <w:r>
+        <w:rPr>
+          <w:rFonts w:hint="eastAsia"/>
+          <w:lang w:val="en-US" w:eastAsia="zh-CN"/>
+        </w:rPr>
+        <w:t>上述内容以讲解为主，这里我们集中关注对于一个新项目该如何配置这些git环境</w:t>
+      </w:r>
+    </w:p>
+    <w:p>
+      <w:pPr>
+        <w:rPr>
+          <w:rFonts w:hint="default"/>
+          <w:lang w:val="en-US" w:eastAsia="zh-CN"/>
+        </w:rPr>
+      </w:pPr>
+      <w:r>
+        <w:rPr>
+          <w:rFonts w:hint="eastAsia"/>
+          <w:lang w:val="en-US" w:eastAsia="zh-CN"/>
+        </w:rPr>
+        <w:t>我们直接在新项目中使用UEGitPlugin</w:t>
       </w:r>
     </w:p>
     <w:sectPr>
+      <w:footerReference r:id="rId3" w:type="default"/>
       <w:pgSz w:w="11906" w:h="16838"/>
       <w:pgMar w:top="1440" w:right="1800" w:bottom="1440" w:left="1800" w:header="851" w:footer="992" w:gutter="0"/>
+      <w:pgNumType w:fmt="numberInDash"/>
       <w:cols w:space="425" w:num="1"/>
       <w:docGrid w:type="lines" w:linePitch="312" w:charSpace="0"/>
     </w:sectPr>
   </w:body>
 </w:document>
+</file>
+
+<file path=word/footer1.xml><?xml version="1.0" encoding="utf-8"?>
+<w:ftr xmlns:wpc="http://schemas.microsoft.com/office/word/2010/wordprocessingCanvas" xmlns:mc="http://schemas.openxmlformats.org/markup-compatibility/2006" xmlns:o="urn:schemas-microsoft-com:office:office" xmlns:r="http://schemas.openxmlformats.org/officeDocument/2006/relationships" xmlns:m="http://schemas.openxmlformats.org/officeDocument/2006/math" xmlns:v="urn:schemas-microsoft-com:vml" xmlns:wp14="http://schemas.microsoft.com/office/word/2010/wordprocessingDrawing" xmlns:wp="http://schemas.openxmlformats.org/drawingml/2006/wordprocessingDrawing" xmlns:w10="urn:schemas-microsoft-com:office:word" xmlns:w="http://schemas.openxmlformats.org/wordprocessingml/2006/main" xmlns:w14="http://schemas.microsoft.com/office/word/2010/wordml" xmlns:w15="http://schemas.microsoft.com/office/word/2012/wordml" xmlns:wpg="http://schemas.microsoft.com/office/word/2010/wordprocessingGroup" xmlns:wpi="http://schemas.microsoft.com/office/word/2010/wordprocessingInk" xmlns:wne="http://schemas.microsoft.com/office/word/2006/wordml" xmlns:wps="http://schemas.microsoft.com/office/word/2010/wordprocessingShape" xmlns:wpsCustomData="http://www.wps.cn/officeDocument/2013/wpsCustomData" mc:Ignorable="w14 w15 wp14">
+  <w:p>
+    <w:pPr>
+      <w:pStyle w:val="4"/>
+    </w:pPr>
+    <w:r>
+      <w:rPr>
+        <w:sz w:val="18"/>
+      </w:rPr>
+      <mc:AlternateContent>
+        <mc:Choice Requires="wps">
+          <w:drawing>
+            <wp:anchor distT="0" distB="0" distL="114300" distR="114300" simplePos="0" relativeHeight="251659264" behindDoc="0" locked="0" layoutInCell="1" allowOverlap="1">
+              <wp:simplePos x="0" y="0"/>
+              <wp:positionH relativeFrom="margin">
+                <wp:align>outside</wp:align>
+              </wp:positionH>
+              <wp:positionV relativeFrom="paragraph">
+                <wp:posOffset>0</wp:posOffset>
+              </wp:positionV>
+              <wp:extent cx="1828800" cy="1828800"/>
+              <wp:effectExtent l="0" t="0" r="0" b="0"/>
+              <wp:wrapNone/>
+              <wp:docPr id="16" name="文本框 16"/>
+              <wp:cNvGraphicFramePr/>
+              <a:graphic xmlns:a="http://schemas.openxmlformats.org/drawingml/2006/main">
+                <a:graphicData uri="http://schemas.microsoft.com/office/word/2010/wordprocessingShape">
+                  <wps:wsp>
+                    <wps:cNvSpPr txBox="1"/>
+                    <wps:spPr>
+                      <a:xfrm>
+                        <a:off x="0" y="0"/>
+                        <a:ext cx="1828800" cy="1828800"/>
+                      </a:xfrm>
+                      <a:prstGeom prst="rect">
+                        <a:avLst/>
+                      </a:prstGeom>
+                      <a:noFill/>
+                      <a:ln w="6350">
+                        <a:noFill/>
+                      </a:ln>
+                      <a:extLst>
+                        <a:ext uri="{909E8E84-426E-40DD-AFC4-6F175D3DCCD1}">
+                          <a14:hiddenFill xmlns:a14="http://schemas.microsoft.com/office/drawing/2010/main">
+                            <a:solidFill>
+                              <a:schemeClr val="lt1"/>
+                            </a:solidFill>
+                          </a14:hiddenFill>
+                        </a:ext>
+                        <a:ext uri="{91240B29-F687-4F45-9708-019B960494DF}">
+                          <a14:hiddenLine xmlns:a14="http://schemas.microsoft.com/office/drawing/2010/main" w="6350">
+                            <a:solidFill>
+                              <a:prstClr val="black"/>
+                            </a:solidFill>
+                          </a14:hiddenLine>
+                        </a:ext>
+                      </a:extLst>
+                    </wps:spPr>
+                    <wps:style>
+                      <a:lnRef idx="0">
+                        <a:schemeClr val="accent1"/>
+                      </a:lnRef>
+                      <a:fillRef idx="0">
+                        <a:schemeClr val="accent1"/>
+                      </a:fillRef>
+                      <a:effectRef idx="0">
+                        <a:schemeClr val="accent1"/>
+                      </a:effectRef>
+                      <a:fontRef idx="minor">
+                        <a:schemeClr val="dk1"/>
+                      </a:fontRef>
+                    </wps:style>
+                    <wps:txbx>
+                      <w:txbxContent>
+                        <w:p>
+                          <w:pPr>
+                            <w:pStyle w:val="4"/>
+                          </w:pPr>
+                          <w:r>
+                            <w:fldChar w:fldCharType="begin"/>
+                          </w:r>
+                          <w:r>
+                            <w:instrText xml:space="preserve"> PAGE  \* MERGEFORMAT </w:instrText>
+                          </w:r>
+                          <w:r>
+                            <w:fldChar w:fldCharType="separate"/>
+                          </w:r>
+                          <w:r>
+                            <w:t>1</w:t>
+                          </w:r>
+                          <w:r>
+                            <w:fldChar w:fldCharType="end"/>
+                          </w:r>
+                        </w:p>
+                      </w:txbxContent>
+                    </wps:txbx>
+                    <wps:bodyPr rot="0" spcFirstLastPara="0" vertOverflow="overflow" horzOverflow="overflow" vert="horz" wrap="none" lIns="0" tIns="0" rIns="0" bIns="0" numCol="1" spcCol="0" rtlCol="0" fromWordArt="0" anchor="t" anchorCtr="0" forceAA="0" upright="0" compatLnSpc="1">
+                      <a:spAutoFit/>
+                    </wps:bodyPr>
+                  </wps:wsp>
+                </a:graphicData>
+              </a:graphic>
+            </wp:anchor>
+          </w:drawing>
+        </mc:Choice>
+        <mc:Fallback>
+          <w:pict>
+            <v:shape id="_x0000_s1026" o:spid="_x0000_s1026" o:spt="202" type="#_x0000_t202" style="position:absolute;left:0pt;margin-top:0pt;height:144pt;width:144pt;mso-position-horizontal:outside;mso-position-horizontal-relative:margin;mso-wrap-style:none;z-index:251659264;mso-width-relative:page;mso-height-relative:page;" filled="f" stroked="f" coordsize="21600,21600" o:gfxdata="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">
+              <v:fill on="f" focussize="0,0"/>
+              <v:stroke on="f" weight="0.5pt"/>
+              <v:imagedata o:title=""/>
+              <o:lock v:ext="edit" aspectratio="f"/>
+              <v:textbox inset="0mm,0mm,0mm,0mm" style="mso-fit-shape-to-text:t;">
+                <w:txbxContent>
+                  <w:p>
+                    <w:pPr>
+                      <w:pStyle w:val="4"/>
+                    </w:pPr>
+                    <w:r>
+                      <w:fldChar w:fldCharType="begin"/>
+                    </w:r>
+                    <w:r>
+                      <w:instrText xml:space="preserve"> PAGE  \* MERGEFORMAT </w:instrText>
+                    </w:r>
+                    <w:r>
+                      <w:fldChar w:fldCharType="separate"/>
+                    </w:r>
+                    <w:r>
+                      <w:t>1</w:t>
+                    </w:r>
+                    <w:r>
+                      <w:fldChar w:fldCharType="end"/>
+                    </w:r>
+                  </w:p>
+                </w:txbxContent>
+              </v:textbox>
+            </v:shape>
+          </w:pict>
+        </mc:Fallback>
+      </mc:AlternateContent>
+    </w:r>
+  </w:p>
+</w:ftr>
 </file>
 
 <file path=word/numbering.xml><?xml version="1.0" encoding="utf-8"?>
@@ -3474,7 +5421,7 @@
     <w:lsdException w:qFormat="1" w:unhideWhenUsed="0" w:uiPriority="0" w:semiHidden="0" w:name="Title"/>
     <w:lsdException w:unhideWhenUsed="0" w:uiPriority="0" w:semiHidden="0" w:name="Closing"/>
     <w:lsdException w:unhideWhenUsed="0" w:uiPriority="0" w:semiHidden="0" w:name="Signature"/>
-    <w:lsdException w:unhideWhenUsed="0" w:uiPriority="0" w:name="Default Paragraph Font"/>
+    <w:lsdException w:qFormat="1" w:unhideWhenUsed="0" w:uiPriority="0" w:name="Default Paragraph Font"/>
     <w:lsdException w:unhideWhenUsed="0" w:uiPriority="0" w:semiHidden="0" w:name="Body Text"/>
     <w:lsdException w:unhideWhenUsed="0" w:uiPriority="0" w:semiHidden="0" w:name="Body Text Indent"/>
     <w:lsdException w:unhideWhenUsed="0" w:uiPriority="0" w:semiHidden="0" w:name="List Continue"/>
@@ -3494,8 +5441,8 @@
     <w:lsdException w:unhideWhenUsed="0" w:uiPriority="0" w:semiHidden="0" w:name="Body Text Indent 2"/>
     <w:lsdException w:unhideWhenUsed="0" w:uiPriority="0" w:semiHidden="0" w:name="Body Text Indent 3"/>
     <w:lsdException w:unhideWhenUsed="0" w:uiPriority="0" w:semiHidden="0" w:name="Block Text"/>
-    <w:lsdException w:unhideWhenUsed="0" w:uiPriority="0" w:semiHidden="0" w:name="Hyperlink"/>
-    <w:lsdException w:unhideWhenUsed="0" w:uiPriority="0" w:semiHidden="0" w:name="FollowedHyperlink"/>
+    <w:lsdException w:qFormat="1" w:unhideWhenUsed="0" w:uiPriority="0" w:semiHidden="0" w:name="Hyperlink"/>
+    <w:lsdException w:qFormat="1" w:unhideWhenUsed="0" w:uiPriority="0" w:semiHidden="0" w:name="FollowedHyperlink"/>
     <w:lsdException w:qFormat="1" w:unhideWhenUsed="0" w:uiPriority="0" w:semiHidden="0" w:name="Strong"/>
     <w:lsdException w:qFormat="1" w:unhideWhenUsed="0" w:uiPriority="0" w:semiHidden="0" w:name="Emphasis"/>
     <w:lsdException w:unhideWhenUsed="0" w:uiPriority="0" w:semiHidden="0" w:name="Document Map"/>
@@ -3675,6 +5622,24 @@
     </w:rPr>
   </w:style>
   <w:style w:type="paragraph" w:styleId="2">
+    <w:name w:val="heading 1"/>
+    <w:basedOn w:val="1"/>
+    <w:next w:val="1"/>
+    <w:qFormat/>
+    <w:uiPriority w:val="0"/>
+    <w:pPr>
+      <w:keepNext/>
+      <w:keepLines/>
+      <w:spacing w:before="340" w:beforeLines="0" w:beforeAutospacing="0" w:after="330" w:afterLines="0" w:afterAutospacing="0" w:line="576" w:lineRule="auto"/>
+      <w:outlineLvl w:val="0"/>
+    </w:pPr>
+    <w:rPr>
+      <w:b/>
+      <w:kern w:val="44"/>
+      <w:sz w:val="44"/>
+    </w:rPr>
+  </w:style>
+  <w:style w:type="paragraph" w:styleId="3">
     <w:name w:val="heading 2"/>
     <w:basedOn w:val="1"/>
     <w:next w:val="1"/>
@@ -3693,12 +5658,13 @@
       <w:sz w:val="32"/>
     </w:rPr>
   </w:style>
-  <w:style w:type="character" w:default="1" w:styleId="4">
+  <w:style w:type="character" w:default="1" w:styleId="9">
     <w:name w:val="Default Paragraph Font"/>
     <w:semiHidden/>
+    <w:qFormat/>
     <w:uiPriority w:val="0"/>
   </w:style>
-  <w:style w:type="table" w:default="1" w:styleId="3">
+  <w:style w:type="table" w:default="1" w:styleId="8">
     <w:name w:val="Normal Table"/>
     <w:semiHidden/>
     <w:qFormat/>
@@ -3712,18 +5678,75 @@
       </w:tblCellMar>
     </w:tblPr>
   </w:style>
-  <w:style w:type="character" w:styleId="5">
+  <w:style w:type="paragraph" w:styleId="4">
+    <w:name w:val="footer"/>
+    <w:basedOn w:val="1"/>
+    <w:uiPriority w:val="0"/>
+    <w:pPr>
+      <w:tabs>
+        <w:tab w:val="center" w:pos="4153"/>
+        <w:tab w:val="right" w:pos="8306"/>
+      </w:tabs>
+      <w:snapToGrid w:val="0"/>
+      <w:jc w:val="left"/>
+    </w:pPr>
+    <w:rPr>
+      <w:sz w:val="18"/>
+    </w:rPr>
+  </w:style>
+  <w:style w:type="paragraph" w:styleId="5">
+    <w:name w:val="header"/>
+    <w:basedOn w:val="1"/>
+    <w:uiPriority w:val="0"/>
+    <w:pPr>
+      <w:pBdr>
+        <w:top w:val="none" w:color="auto" w:sz="0" w:space="1"/>
+        <w:left w:val="none" w:color="auto" w:sz="0" w:space="4"/>
+        <w:bottom w:val="none" w:color="auto" w:sz="0" w:space="1"/>
+        <w:right w:val="none" w:color="auto" w:sz="0" w:space="4"/>
+      </w:pBdr>
+      <w:tabs>
+        <w:tab w:val="center" w:pos="4153"/>
+        <w:tab w:val="right" w:pos="8306"/>
+      </w:tabs>
+      <w:snapToGrid w:val="0"/>
+      <w:spacing w:line="240" w:lineRule="auto"/>
+      <w:jc w:val="both"/>
+      <w:outlineLvl w:val="9"/>
+    </w:pPr>
+    <w:rPr>
+      <w:sz w:val="18"/>
+    </w:rPr>
+  </w:style>
+  <w:style w:type="paragraph" w:styleId="6">
+    <w:name w:val="toc 1"/>
+    <w:basedOn w:val="1"/>
+    <w:next w:val="1"/>
+    <w:uiPriority w:val="0"/>
+  </w:style>
+  <w:style w:type="paragraph" w:styleId="7">
+    <w:name w:val="toc 2"/>
+    <w:basedOn w:val="1"/>
+    <w:next w:val="1"/>
+    <w:uiPriority w:val="0"/>
+    <w:pPr>
+      <w:ind w:left="420" w:leftChars="200"/>
+    </w:pPr>
+  </w:style>
+  <w:style w:type="character" w:styleId="10">
     <w:name w:val="FollowedHyperlink"/>
-    <w:basedOn w:val="4"/>
+    <w:basedOn w:val="9"/>
+    <w:qFormat/>
     <w:uiPriority w:val="0"/>
     <w:rPr>
       <w:color w:val="800080"/>
       <w:u w:val="single"/>
     </w:rPr>
   </w:style>
-  <w:style w:type="character" w:styleId="6">
+  <w:style w:type="character" w:styleId="11">
     <w:name w:val="Hyperlink"/>
-    <w:basedOn w:val="4"/>
+    <w:basedOn w:val="9"/>
+    <w:qFormat/>
     <w:uiPriority w:val="0"/>
     <w:rPr>
       <w:color w:val="0000FF"/>
@@ -3978,4 +6001,21 @@
   </a:themeElements>
   <a:objectDefaults/>
 </a:theme>
+</file>
+
+<file path=customXml/item1.xml><?xml version="1.0" encoding="utf-8"?>
+<s:customData xmlns="http://www.wps.cn/officeDocument/2013/wpsCustomData" xmlns:s="http://www.wps.cn/officeDocument/2013/wpsCustomData">
+  <customSectProps/>
+  <customShpExts>
+    <customShpInfo spid="_x0000_s1026" textRotate="1"/>
+  </customShpExts>
+</s:customData>
+</file>
+
+<file path=customXml/itemProps1.xml><?xml version="1.0" encoding="utf-8"?>
+<ds:datastoreItem xmlns:ds="http://schemas.openxmlformats.org/officeDocument/2006/customXml" ds:itemID="{B1977F7D-205B-4081-913C-38D41E755F92}">
+  <ds:schemaRefs>
+    <ds:schemaRef ds:uri="http://www.wps.cn/officeDocument/2013/wpsCustomData"/>
+  </ds:schemaRefs>
+</ds:datastoreItem>
 </file>